--- a/docs/实验报告-车牌识别智能体系统.docx
+++ b/docs/实验报告-车牌识别智能体系统.docx
@@ -15,246 +15,6 @@
         <w:t>广东技术师范大学实验报告</w:t>
       </w:r>
     </w:p>
-    <w:tbl>
-      <w:tblPr>
-        <w:tblStyle w:val="TableGrid"/>
-        <w:tblW w:type="auto" w:w="0"/>
-        <w:tblLook w:firstColumn="1" w:firstRow="1" w:lastColumn="0" w:lastRow="0" w:noHBand="0" w:noVBand="1" w:val="04A0"/>
-      </w:tblPr>
-      <w:tblGrid>
-        <w:gridCol w:w="2209"/>
-        <w:gridCol w:w="2209"/>
-        <w:gridCol w:w="2209"/>
-        <w:gridCol w:w="2209"/>
-      </w:tblGrid>
-      <w:tr>
-        <w:tc>
-          <w:tcPr>
-            <w:tcW w:type="dxa" w:w="2209"/>
-          </w:tcPr>
-          <w:p>
-            <w:r>
-              <w:rPr>
-                <w:rFonts w:ascii="宋体" w:hAnsi="宋体" w:eastAsia="宋体"/>
-                <w:sz w:val="21"/>
-              </w:rPr>
-              <w:t>学院：计算机科学学院</w:t>
-            </w:r>
-          </w:p>
-        </w:tc>
-        <w:tc>
-          <w:tcPr>
-            <w:tcW w:type="dxa" w:w="2209"/>
-          </w:tcPr>
-          <w:p>
-            <w:r>
-              <w:rPr>
-                <w:rFonts w:ascii="宋体" w:hAnsi="宋体" w:eastAsia="宋体"/>
-                <w:sz w:val="21"/>
-              </w:rPr>
-              <w:t>专业：软件工程</w:t>
-            </w:r>
-          </w:p>
-        </w:tc>
-        <w:tc>
-          <w:tcPr>
-            <w:tcW w:type="dxa" w:w="2209"/>
-          </w:tcPr>
-          <w:p>
-            <w:r>
-              <w:rPr>
-                <w:rFonts w:ascii="宋体" w:hAnsi="宋体" w:eastAsia="宋体"/>
-                <w:sz w:val="21"/>
-              </w:rPr>
-              <w:t>班级：24软件工程X班</w:t>
-            </w:r>
-          </w:p>
-        </w:tc>
-        <w:tc>
-          <w:tcPr>
-            <w:tcW w:type="dxa" w:w="2209"/>
-          </w:tcPr>
-          <w:p>
-            <w:r>
-              <w:rPr>
-                <w:rFonts w:ascii="宋体" w:hAnsi="宋体" w:eastAsia="宋体"/>
-                <w:sz w:val="21"/>
-              </w:rPr>
-              <w:t>成绩：</w:t>
-            </w:r>
-          </w:p>
-        </w:tc>
-      </w:tr>
-      <w:tr>
-        <w:tc>
-          <w:tcPr>
-            <w:tcW w:type="dxa" w:w="2209"/>
-          </w:tcPr>
-          <w:p>
-            <w:r>
-              <w:rPr>
-                <w:rFonts w:ascii="宋体" w:hAnsi="宋体" w:eastAsia="宋体"/>
-                <w:sz w:val="21"/>
-              </w:rPr>
-              <w:t>姓名：张正浩</w:t>
-            </w:r>
-          </w:p>
-        </w:tc>
-        <w:tc>
-          <w:tcPr>
-            <w:tcW w:type="dxa" w:w="2209"/>
-          </w:tcPr>
-          <w:p>
-            <w:r>
-              <w:rPr>
-                <w:rFonts w:ascii="宋体" w:hAnsi="宋体" w:eastAsia="宋体"/>
-                <w:sz w:val="21"/>
-              </w:rPr>
-              <w:t>学号：</w:t>
-            </w:r>
-          </w:p>
-        </w:tc>
-        <w:tc>
-          <w:tcPr>
-            <w:tcW w:type="dxa" w:w="2209"/>
-          </w:tcPr>
-          <w:p>
-            <w:r>
-              <w:rPr>
-                <w:rFonts w:ascii="宋体" w:hAnsi="宋体" w:eastAsia="宋体"/>
-                <w:sz w:val="21"/>
-              </w:rPr>
-              <w:t>组别：</w:t>
-            </w:r>
-          </w:p>
-        </w:tc>
-        <w:tc>
-          <w:tcPr>
-            <w:tcW w:type="dxa" w:w="2209"/>
-          </w:tcPr>
-          <w:p>
-            <w:r>
-              <w:rPr>
-                <w:rFonts w:ascii="宋体" w:hAnsi="宋体" w:eastAsia="宋体"/>
-                <w:sz w:val="21"/>
-              </w:rPr>
-              <w:t>组员：</w:t>
-            </w:r>
-          </w:p>
-        </w:tc>
-      </w:tr>
-      <w:tr>
-        <w:tc>
-          <w:tcPr>
-            <w:tcW w:type="dxa" w:w="2209"/>
-          </w:tcPr>
-          <w:p>
-            <w:r>
-              <w:rPr>
-                <w:rFonts w:ascii="宋体" w:hAnsi="宋体" w:eastAsia="宋体"/>
-                <w:sz w:val="21"/>
-              </w:rPr>
-              <w:t>实验地点：</w:t>
-            </w:r>
-          </w:p>
-        </w:tc>
-        <w:tc>
-          <w:tcPr>
-            <w:tcW w:type="dxa" w:w="2209"/>
-          </w:tcPr>
-          <w:p>
-            <w:r>
-              <w:rPr>
-                <w:rFonts w:ascii="宋体" w:hAnsi="宋体" w:eastAsia="宋体"/>
-                <w:sz w:val="21"/>
-              </w:rPr>
-              <w:t>实验日期：2024年7月5日</w:t>
-            </w:r>
-          </w:p>
-        </w:tc>
-        <w:tc>
-          <w:tcPr>
-            <w:tcW w:type="dxa" w:w="2209"/>
-          </w:tcPr>
-          <w:p>
-            <w:r>
-              <w:rPr>
-                <w:rFonts w:ascii="宋体" w:hAnsi="宋体" w:eastAsia="宋体"/>
-                <w:sz w:val="21"/>
-              </w:rPr>
-              <w:t>指导教师签名：</w:t>
-            </w:r>
-          </w:p>
-        </w:tc>
-        <w:tc>
-          <w:tcPr>
-            <w:tcW w:type="dxa" w:w="2209"/>
-          </w:tcPr>
-          <w:p>
-            <w:r>
-              <w:rPr>
-                <w:rFonts w:ascii="宋体" w:hAnsi="宋体" w:eastAsia="宋体"/>
-                <w:sz w:val="21"/>
-              </w:rPr>
-            </w:r>
-          </w:p>
-        </w:tc>
-      </w:tr>
-      <w:tr>
-        <w:tc>
-          <w:tcPr>
-            <w:tcW w:type="dxa" w:w="2209"/>
-          </w:tcPr>
-          <w:p>
-            <w:r>
-              <w:rPr>
-                <w:sz w:val="21"/>
-              </w:rPr>
-              <w:t>预习情况</w:t>
-            </w:r>
-          </w:p>
-        </w:tc>
-        <w:tc>
-          <w:tcPr>
-            <w:tcW w:type="dxa" w:w="2209"/>
-          </w:tcPr>
-          <w:p>
-            <w:r>
-              <w:rPr>
-                <w:sz w:val="21"/>
-              </w:rPr>
-              <w:t>操作情况</w:t>
-            </w:r>
-          </w:p>
-        </w:tc>
-        <w:tc>
-          <w:tcPr>
-            <w:tcW w:type="dxa" w:w="2209"/>
-          </w:tcPr>
-          <w:p>
-            <w:r>
-              <w:rPr>
-                <w:sz w:val="21"/>
-              </w:rPr>
-              <w:t>考勤情况</w:t>
-            </w:r>
-          </w:p>
-        </w:tc>
-        <w:tc>
-          <w:tcPr>
-            <w:tcW w:type="dxa" w:w="2209"/>
-          </w:tcPr>
-          <w:p>
-            <w:r>
-              <w:rPr>
-                <w:sz w:val="21"/>
-              </w:rPr>
-              <w:t>数据处理情况</w:t>
-            </w:r>
-          </w:p>
-        </w:tc>
-      </w:tr>
-    </w:tbl>
     <w:p/>
     <w:p>
       <w:pPr>
@@ -267,1190 +27,69 @@
         <w:t>实验名称：基于 tRPC-Agent 与 OpenCV 的车牌图像识别智能体系统</w:t>
       </w:r>
     </w:p>
-    <w:p/>
     <w:p>
       <w:pPr>
         <w:pStyle w:val="Heading2"/>
       </w:pPr>
       <w:r>
         <w:rPr>
-          <w:rFonts w:ascii="黑体" w:hAnsi="黑体" w:eastAsia="黑体"/>
+          <w:color w:val="000000"/>
         </w:rPr>
         <w:t>一、实验目的</w:t>
       </w:r>
     </w:p>
     <w:p>
-      <w:pPr>
-        <w:ind w:firstLine="480"/>
-      </w:pPr>
       <w:r>
         <w:rPr>
-          <w:rFonts w:ascii="宋体" w:hAnsi="宋体" w:eastAsia="宋体"/>
           <w:b w:val="0"/>
-          <w:sz w:val="24"/>
+          <w:sz w:val="22"/>
         </w:rPr>
-        <w:t>1. 掌握基于 OpenCV 的车牌图像预处理技术，包括高斯滤波降噪、加权平均灰度化、OTSU 大津阈值二值化、Canny 算子边缘检测以及仿射变换倾斜矫正。</w:t>
-      </w:r>
-    </w:p>
-    <w:p>
-      <w:pPr>
-        <w:ind w:firstLine="480"/>
-      </w:pPr>
-      <w:r>
-        <w:rPr>
-          <w:rFonts w:ascii="宋体" w:hAnsi="宋体" w:eastAsia="宋体"/>
-          <w:b w:val="0"/>
-          <w:sz w:val="24"/>
-        </w:rPr>
-        <w:t>2. 掌握车牌图像定位技术，理解数学形态学（腐蚀、膨胀、开运算、闭运算）结合 HSV 颜色空间实现车牌精确定位的方法。</w:t>
-      </w:r>
-    </w:p>
-    <w:p>
-      <w:pPr>
-        <w:ind w:firstLine="480"/>
-      </w:pPr>
-      <w:r>
-        <w:rPr>
-          <w:rFonts w:ascii="宋体" w:hAnsi="宋体" w:eastAsia="宋体"/>
-          <w:b w:val="0"/>
-          <w:sz w:val="24"/>
-        </w:rPr>
-        <w:t>3. 掌握基于垂直投影法的车牌字符分割技术，理解波谷-波峰-波谷特征在字符边界检测中的应用。</w:t>
-      </w:r>
-    </w:p>
-    <w:p>
-      <w:pPr>
-        <w:ind w:firstLine="480"/>
-      </w:pPr>
-      <w:r>
-        <w:rPr>
-          <w:rFonts w:ascii="宋体" w:hAnsi="宋体" w:eastAsia="宋体"/>
-          <w:b w:val="0"/>
-          <w:sz w:val="24"/>
-        </w:rPr>
-        <w:t>4. 掌握基于 HOG 特征提取 + SVM 支持向量机的车牌字符识别方法，理解 SVM 二分类原理及核函数在高维空间映射中的作用。</w:t>
-      </w:r>
-    </w:p>
-    <w:p>
-      <w:pPr>
-        <w:ind w:firstLine="480"/>
-      </w:pPr>
-      <w:r>
-        <w:rPr>
-          <w:rFonts w:ascii="宋体" w:hAnsi="宋体" w:eastAsia="宋体"/>
-          <w:b w:val="0"/>
-          <w:sz w:val="24"/>
-        </w:rPr>
-        <w:t>5. 理解并实践 Agent 工程化架构：基于 tRPC-Agent 框架的 GraphAgent 流水线编排、FunctionTool 工具封装、LLM 二次校验、RAG 知识库检索与跨会话 Memory 记忆召回。</w:t>
-      </w:r>
-    </w:p>
-    <w:p>
-      <w:pPr>
-        <w:ind w:firstLine="480"/>
-      </w:pPr>
-      <w:r>
-        <w:rPr>
-          <w:rFonts w:ascii="宋体" w:hAnsi="宋体" w:eastAsia="宋体"/>
-          <w:b w:val="0"/>
-          <w:sz w:val="24"/>
-        </w:rPr>
-        <w:t>6. 理解微服务架构与容器化部署：FastAPI 流式服务化、Spring Boot 管理后台、Vue 3 监控大屏及 Docker Compose 多服务编排。</w:t>
-      </w:r>
-    </w:p>
-    <w:p/>
-    <w:p>
-      <w:pPr>
-        <w:pStyle w:val="Heading2"/>
-      </w:pPr>
-      <w:r>
-        <w:rPr>
-          <w:rFonts w:ascii="黑体" w:hAnsi="黑体" w:eastAsia="黑体"/>
-        </w:rPr>
-        <w:t>二、实验内容</w:t>
-      </w:r>
-    </w:p>
-    <w:p>
-      <w:pPr>
-        <w:ind w:firstLine="480"/>
-      </w:pPr>
-      <w:r>
-        <w:rPr>
-          <w:rFonts w:ascii="宋体" w:hAnsi="宋体" w:eastAsia="宋体"/>
-          <w:b w:val="0"/>
-          <w:sz w:val="24"/>
-        </w:rPr>
-        <w:t>本实验基于 OpenCV 计算机视觉库与 tRPC-Agent 智能体框架，构建一套完整的车牌图像自动识别系统 PlateAgent。系统由四大核心模块组成，并扩展了 Agent 智能层和服务化层。</w:t>
+        <w:t>1. 掌握基于 OpenCV 的车牌图像预处理技术，包括高斯滤波降噪、加权平均灰度化、OTSU 大津阈值二值化、Canny 算子边缘检测以及仿射变换倾斜矫正，理解各算法原理及适用场景。</w:t>
       </w:r>
     </w:p>
     <w:p>
       <w:r>
         <w:rPr>
-          <w:rFonts w:ascii="宋体" w:hAnsi="宋体" w:eastAsia="宋体"/>
-          <w:b/>
-          <w:sz w:val="24"/>
+          <w:b w:val="0"/>
+          <w:sz w:val="22"/>
         </w:rPr>
-        <w:t>（一）车牌图像预处理模块</w:t>
-      </w:r>
-    </w:p>
-    <w:p>
-      <w:pPr>
-        <w:ind w:firstLine="480"/>
-      </w:pPr>
-      <w:r>
-        <w:rPr>
-          <w:rFonts w:ascii="宋体" w:hAnsi="宋体" w:eastAsia="宋体"/>
-          <w:b w:val="0"/>
-          <w:sz w:val="24"/>
-        </w:rPr>
-        <w:t>对输入的车辆图像进行一系列预处理操作，以提高后续定位和识别的准确率。具体包括：</w:t>
-      </w:r>
-    </w:p>
-    <w:p>
-      <w:pPr>
-        <w:ind w:firstLine="480"/>
-      </w:pPr>
-      <w:r>
-        <w:rPr>
-          <w:rFonts w:ascii="宋体" w:hAnsi="宋体" w:eastAsia="宋体"/>
-          <w:b w:val="0"/>
-          <w:sz w:val="24"/>
-        </w:rPr>
-        <w:t>• 高斯滤波：采用高斯核对图像进行卷积操作，消除高斯噪声，同时较好保留边缘信息。</w:t>
-      </w:r>
-    </w:p>
-    <w:p>
-      <w:pPr>
-        <w:ind w:firstLine="480"/>
-      </w:pPr>
-      <w:r>
-        <w:rPr>
-          <w:rFonts w:ascii="宋体" w:hAnsi="宋体" w:eastAsia="宋体"/>
-          <w:b w:val="0"/>
-          <w:sz w:val="24"/>
-        </w:rPr>
-        <w:t>• 灰度化：使用加权平均法（Gray = 0.299R + 0.587G + 0.114B）将彩色图像转为灰度图。</w:t>
-      </w:r>
-    </w:p>
-    <w:p>
-      <w:pPr>
-        <w:ind w:firstLine="480"/>
-      </w:pPr>
-      <w:r>
-        <w:rPr>
-          <w:rFonts w:ascii="宋体" w:hAnsi="宋体" w:eastAsia="宋体"/>
-          <w:b w:val="0"/>
-          <w:sz w:val="24"/>
-        </w:rPr>
-        <w:t>• 二值化：采用 OTSU 大津阈值法自动选取最佳阈值，将灰度图转化为黑白二值图像，分离前景字符与背景。</w:t>
-      </w:r>
-    </w:p>
-    <w:p>
-      <w:pPr>
-        <w:ind w:firstLine="480"/>
-      </w:pPr>
-      <w:r>
-        <w:rPr>
-          <w:rFonts w:ascii="宋体" w:hAnsi="宋体" w:eastAsia="宋体"/>
-          <w:b w:val="0"/>
-          <w:sz w:val="24"/>
-        </w:rPr>
-        <w:t>• Canny 边缘检测：使用 Canny 多级检测算子（高斯平滑 + 梯度计算 + 非极大值抑制 + 双阈值连接）提取图像边缘。</w:t>
-      </w:r>
-    </w:p>
-    <w:p>
-      <w:pPr>
-        <w:ind w:firstLine="480"/>
-      </w:pPr>
-      <w:r>
-        <w:rPr>
-          <w:rFonts w:ascii="宋体" w:hAnsi="宋体" w:eastAsia="宋体"/>
-          <w:b w:val="0"/>
-          <w:sz w:val="24"/>
-        </w:rPr>
-        <w:t>• 仿射变换倾斜矫正：利用 OpenCV 的 getAffineTransform 和 warpAffine 函数对倾斜车牌进行几何校正。</w:t>
+        <w:t>2. 掌握基于数学形态学与 HSV 颜色空间的两阶段车牌定位方法，理解腐蚀、膨胀、开运算、闭运算在轮廓提取中的作用及颜色空间转换原理。</w:t>
       </w:r>
     </w:p>
     <w:p>
       <w:r>
         <w:rPr>
-          <w:rFonts w:ascii="宋体" w:hAnsi="宋体" w:eastAsia="宋体"/>
-          <w:b/>
-          <w:sz w:val="24"/>
+          <w:b w:val="0"/>
+          <w:sz w:val="22"/>
         </w:rPr>
-        <w:t>（二）车牌图像定位模块</w:t>
-      </w:r>
-    </w:p>
-    <w:p>
-      <w:pPr>
-        <w:ind w:firstLine="480"/>
-      </w:pPr>
-      <w:r>
-        <w:rPr>
-          <w:rFonts w:ascii="宋体" w:hAnsi="宋体" w:eastAsia="宋体"/>
-          <w:b w:val="0"/>
-          <w:sz w:val="24"/>
-        </w:rPr>
-        <w:t>采用数学形态学与 HSV 颜色空间相结合的两阶段定位策略：</w:t>
-      </w:r>
-    </w:p>
-    <w:p>
-      <w:pPr>
-        <w:ind w:firstLine="480"/>
-      </w:pPr>
-      <w:r>
-        <w:rPr>
-          <w:rFonts w:ascii="宋体" w:hAnsi="宋体" w:eastAsia="宋体"/>
-          <w:b w:val="0"/>
-          <w:sz w:val="24"/>
-        </w:rPr>
-        <w:t>• 第一阶段（粗定位）：利用数学形态学的腐蚀、膨胀、开运算、闭运算对二值化图像进行处理，通过 findContours 提取全部候选轮廓，根据车牌宽高比（2:1~5.5:1）进行初步筛选。</w:t>
-      </w:r>
-    </w:p>
-    <w:p>
-      <w:pPr>
-        <w:ind w:firstLine="480"/>
-      </w:pPr>
-      <w:r>
-        <w:rPr>
-          <w:rFonts w:ascii="宋体" w:hAnsi="宋体" w:eastAsia="宋体"/>
-          <w:b w:val="0"/>
-          <w:sz w:val="24"/>
-        </w:rPr>
-        <w:t>• 第二阶段（精定位）：将候选区域的 RGB 颜色空间转换为 HSV 空间，根据 HSV 基本颜色分量范围表计算各矩形中蓝/绿/黄颜色的占有量，最终确定车牌精确区域及车牌颜色。</w:t>
+        <w:t>3. 掌握基于垂直投影法的车牌字符分割技术，理解波谷-波峰-波谷特征在字符边界检测中的应用，能处理铆钉和小圆点干扰。</w:t>
       </w:r>
     </w:p>
     <w:p>
       <w:r>
         <w:rPr>
-          <w:rFonts w:ascii="宋体" w:hAnsi="宋体" w:eastAsia="宋体"/>
-          <w:b/>
-          <w:sz w:val="24"/>
+          <w:b w:val="0"/>
+          <w:sz w:val="22"/>
         </w:rPr>
-        <w:t>（三）车牌字符分割模块</w:t>
-      </w:r>
-    </w:p>
-    <w:p>
-      <w:pPr>
-        <w:ind w:firstLine="480"/>
-      </w:pPr>
-      <w:r>
-        <w:rPr>
-          <w:rFonts w:ascii="宋体" w:hAnsi="宋体" w:eastAsia="宋体"/>
-          <w:b w:val="0"/>
-          <w:sz w:val="24"/>
-        </w:rPr>
-        <w:t>采用垂直投影法进行字符分割：对二值化后的车牌图像计算垂直方向投影直方图，利用字符间隙形成的波谷特征定位每个字符的左右边界，将车牌分割为 7 个独立字符图像。同时处理车牌上的铆钉和小圆点干扰。</w:t>
+        <w:t>4. 掌握基于 HOG 特征提取与 SVM 支持向量机的字符识别方法，理解 SVM 二分类原理与核函数映射机制，能训练并评估字符分类器。</w:t>
       </w:r>
     </w:p>
     <w:p>
       <w:r>
         <w:rPr>
-          <w:rFonts w:ascii="宋体" w:hAnsi="宋体" w:eastAsia="宋体"/>
-          <w:b/>
-          <w:sz w:val="24"/>
+          <w:b w:val="0"/>
+          <w:sz w:val="22"/>
         </w:rPr>
-        <w:t>（四）车牌字符识别模块</w:t>
-      </w:r>
-    </w:p>
-    <w:p>
-      <w:pPr>
-        <w:ind w:firstLine="480"/>
-      </w:pPr>
-      <w:r>
-        <w:rPr>
-          <w:rFonts w:ascii="宋体" w:hAnsi="宋体" w:eastAsia="宋体"/>
-          <w:b w:val="0"/>
-          <w:sz w:val="24"/>
-        </w:rPr>
-        <w:t>采用 HOG（方向梯度直方图）特征提取 + SVM（支持向量机）分类器进行字符识别：</w:t>
-      </w:r>
-    </w:p>
-    <w:p>
-      <w:pPr>
-        <w:ind w:firstLine="480"/>
-      </w:pPr>
-      <w:r>
-        <w:rPr>
-          <w:rFonts w:ascii="宋体" w:hAnsi="宋体" w:eastAsia="宋体"/>
-          <w:b w:val="0"/>
-          <w:sz w:val="24"/>
-        </w:rPr>
-        <w:t>• 汉字分类器：训练 31 个省份简称，各 200 样本。</w:t>
-      </w:r>
-    </w:p>
-    <w:p>
-      <w:pPr>
-        <w:ind w:firstLine="480"/>
-      </w:pPr>
-      <w:r>
-        <w:rPr>
-          <w:rFonts w:ascii="宋体" w:hAnsi="宋体" w:eastAsia="宋体"/>
-          <w:b w:val="0"/>
-          <w:sz w:val="24"/>
-        </w:rPr>
-        <w:t>• 字母数字分类器：训练 24 个英文字母（不含 I、O）+ 10 个数字，各 500 样本。</w:t>
-      </w:r>
-    </w:p>
-    <w:p>
-      <w:pPr>
-        <w:ind w:firstLine="480"/>
-      </w:pPr>
-      <w:r>
-        <w:rPr>
-          <w:rFonts w:ascii="宋体" w:hAnsi="宋体" w:eastAsia="宋体"/>
-          <w:b w:val="0"/>
-          <w:sz w:val="24"/>
-        </w:rPr>
-        <w:t>• LLM 二次校验：当 SVM 置信度低于 0.85 时，自动委托 DeepSeek 大模型进行字符复核，结合混淆字符对照表提升识别准确率。</w:t>
+        <w:t>5. 理解并实践 tRPC-Agent 智能体工程化架构：GraphAgent 确定性流水线编排、13 个 FunctionTool 工具封装、LLM 二次校验防幻觉机制、ChromaDB 向量知识库 RAG 检索、跨会话 Memory 记忆召回。</w:t>
       </w:r>
     </w:p>
     <w:p>
       <w:r>
         <w:rPr>
-          <w:rFonts w:ascii="宋体" w:hAnsi="宋体" w:eastAsia="宋体"/>
-          <w:b/>
-          <w:sz w:val="24"/>
+          <w:b w:val="0"/>
+          <w:sz w:val="22"/>
         </w:rPr>
-        <w:t>（五）Agent 智能层</w:t>
-      </w:r>
-    </w:p>
-    <w:p>
-      <w:pPr>
-        <w:ind w:firstLine="480"/>
-      </w:pPr>
-      <w:r>
-        <w:rPr>
-          <w:rFonts w:ascii="宋体" w:hAnsi="宋体" w:eastAsia="宋体"/>
-          <w:b w:val="0"/>
-          <w:sz w:val="24"/>
-        </w:rPr>
-        <w:t>基于 tRPC-Agent 框架构建 GraphAgent 流水线，将上述四大模块封装为 10+ FunctionTool，通过条件路由实现 SVM → LLM 自适应校验；集成 ChromaDB 向量数据库构建车辆黑名单 RAG 知识库，支持语义检索和多轮对话查询；通过 Redis Session 实现跨会话 Memory 记忆召回。</w:t>
-      </w:r>
-    </w:p>
-    <w:p>
-      <w:r>
-        <w:rPr>
-          <w:rFonts w:ascii="宋体" w:hAnsi="宋体" w:eastAsia="宋体"/>
-          <w:b/>
-          <w:sz w:val="24"/>
-        </w:rPr>
-        <w:t>（六）服务化层</w:t>
-      </w:r>
-    </w:p>
-    <w:p>
-      <w:pPr>
-        <w:ind w:firstLine="480"/>
-      </w:pPr>
-      <w:r>
-        <w:rPr>
-          <w:rFonts w:ascii="宋体" w:hAnsi="宋体" w:eastAsia="宋体"/>
-          <w:b w:val="0"/>
-          <w:sz w:val="24"/>
-        </w:rPr>
-        <w:t>通过 FastAPI + SSE 实现流式识别服务，支持实时推送预处理→定位→分割→识别的各阶段进度事件；Spring Boot + JWT 构建管理后台 CRUD 接口；Vue 3 + ECharts 构建监控大屏实时展示识别统计；Docker Compose 编排 7 个微服务容器（Nginx + FastAPI + Spring Boot + Redis + MySQL + ChromaDB + RabbitMQ）。</w:t>
-      </w:r>
-    </w:p>
-    <w:p/>
-    <w:p>
-      <w:pPr>
-        <w:pStyle w:val="Heading2"/>
-      </w:pPr>
-      <w:r>
-        <w:rPr>
-          <w:rFonts w:ascii="黑体" w:hAnsi="黑体" w:eastAsia="黑体"/>
-        </w:rPr>
-        <w:t>三、实验步骤</w:t>
-      </w:r>
-    </w:p>
-    <w:p>
-      <w:r>
-        <w:rPr>
-          <w:rFonts w:ascii="宋体" w:hAnsi="宋体" w:eastAsia="宋体"/>
-          <w:b/>
-          <w:sz w:val="24"/>
-        </w:rPr>
-        <w:t>步骤一：环境搭建与配置</w:t>
-      </w:r>
-    </w:p>
-    <w:p>
-      <w:pPr>
-        <w:ind w:firstLine="480"/>
-      </w:pPr>
-      <w:r>
-        <w:rPr>
-          <w:rFonts w:ascii="宋体" w:hAnsi="宋体" w:eastAsia="宋体"/>
-          <w:b w:val="0"/>
-          <w:sz w:val="24"/>
-        </w:rPr>
-        <w:t>1. 安装 Python 3.11，配置虚拟环境，安装依赖包（tRPC-Agent、OpenCV、NumPy、scikit-learn、FastAPI、ChromaDB、Redis 等）。</w:t>
-      </w:r>
-    </w:p>
-    <w:p>
-      <w:pPr>
-        <w:ind w:firstLine="480"/>
-      </w:pPr>
-      <w:r>
-        <w:rPr>
-          <w:rFonts w:ascii="宋体" w:hAnsi="宋体" w:eastAsia="宋体"/>
-          <w:b w:val="0"/>
-          <w:sz w:val="24"/>
-        </w:rPr>
-        <w:t>2. 配置 DeepSeek API Key，设置 .env 环境变量文件。</w:t>
-      </w:r>
-    </w:p>
-    <w:p>
-      <w:pPr>
-        <w:ind w:firstLine="480"/>
-      </w:pPr>
-      <w:r>
-        <w:rPr>
-          <w:rFonts w:ascii="宋体" w:hAnsi="宋体" w:eastAsia="宋体"/>
-          <w:b w:val="0"/>
-          <w:sz w:val="24"/>
-        </w:rPr>
-        <w:t>3. 安装并启动 Redis 7.x、MySQL 8.0、ChromaDB 等中间件服务。</w:t>
-      </w:r>
-    </w:p>
-    <w:p>
-      <w:pPr>
-        <w:ind w:firstLine="480"/>
-      </w:pPr>
-      <w:r>
-        <w:rPr>
-          <w:rFonts w:ascii="宋体" w:hAnsi="宋体" w:eastAsia="宋体"/>
-          <w:b w:val="0"/>
-          <w:sz w:val="24"/>
-        </w:rPr>
-        <w:t>4. 创建 Spring Boot 3.3 项目，配置 Spring Security + JWT + JPA 依赖。</w:t>
-      </w:r>
-    </w:p>
-    <w:p>
-      <w:pPr>
-        <w:ind w:firstLine="480"/>
-      </w:pPr>
-      <w:r>
-        <w:rPr>
-          <w:rFonts w:ascii="宋体" w:hAnsi="宋体" w:eastAsia="宋体"/>
-          <w:b w:val="0"/>
-          <w:sz w:val="24"/>
-        </w:rPr>
-        <w:t>5. 创建 Vue 3 项目，安装 ECharts、Axios、Pinia、Vue Router 等依赖。</w:t>
-      </w:r>
-    </w:p>
-    <w:p/>
-    <w:p>
-      <w:r>
-        <w:rPr>
-          <w:rFonts w:ascii="宋体" w:hAnsi="宋体" w:eastAsia="宋体"/>
-          <w:b/>
-          <w:sz w:val="24"/>
-        </w:rPr>
-        <w:t>步骤二：OpenCV 工具函数封装</w:t>
-      </w:r>
-    </w:p>
-    <w:p>
-      <w:pPr>
-        <w:ind w:firstLine="480"/>
-      </w:pPr>
-      <w:r>
-        <w:rPr>
-          <w:rFonts w:ascii="宋体" w:hAnsi="宋体" w:eastAsia="宋体"/>
-          <w:b w:val="0"/>
-          <w:sz w:val="24"/>
-        </w:rPr>
-        <w:t>1. 编写 tool_gaussian_blur()：使用 cv2.GaussianBlur() 实现 5×5 高斯核卷积降噪。</w:t>
-      </w:r>
-    </w:p>
-    <w:p>
-      <w:pPr>
-        <w:ind w:firstLine="480"/>
-      </w:pPr>
-      <w:r>
-        <w:rPr>
-          <w:rFonts w:ascii="宋体" w:hAnsi="宋体" w:eastAsia="宋体"/>
-          <w:b w:val="0"/>
-          <w:sz w:val="24"/>
-        </w:rPr>
-        <w:t>2. 编写 tool_grayscale()：使用 cv2.cvtColor(img, cv2.COLOR_BGR2GRAY) 实现加权平均灰度化。</w:t>
-      </w:r>
-    </w:p>
-    <w:p>
-      <w:pPr>
-        <w:ind w:firstLine="480"/>
-      </w:pPr>
-      <w:r>
-        <w:rPr>
-          <w:rFonts w:ascii="宋体" w:hAnsi="宋体" w:eastAsia="宋体"/>
-          <w:b w:val="0"/>
-          <w:sz w:val="24"/>
-        </w:rPr>
-        <w:t>3. 编写 tool_binarize_otsu()：使用 cv2.threshold() 配合 cv2.THRESH_OTSU 实现自动阈值二值化。</w:t>
-      </w:r>
-    </w:p>
-    <w:p>
-      <w:pPr>
-        <w:ind w:firstLine="480"/>
-      </w:pPr>
-      <w:r>
-        <w:rPr>
-          <w:rFonts w:ascii="宋体" w:hAnsi="宋体" w:eastAsia="宋体"/>
-          <w:b w:val="0"/>
-          <w:sz w:val="24"/>
-        </w:rPr>
-        <w:t>4. 编写 tool_edge_detect_canny()：使用 cv2.Canny() 实现 Canny 边缘检测（双阈值 50/150）。</w:t>
-      </w:r>
-    </w:p>
-    <w:p>
-      <w:pPr>
-        <w:ind w:firstLine="480"/>
-      </w:pPr>
-      <w:r>
-        <w:rPr>
-          <w:rFonts w:ascii="宋体" w:hAnsi="宋体" w:eastAsia="宋体"/>
-          <w:b w:val="0"/>
-          <w:sz w:val="24"/>
-        </w:rPr>
-        <w:t>5. 编写 tool_affine_correct()：使用 cv2.getAffineTransform() + cv2.warpAffine() 实现仿射变换矫正。</w:t>
-      </w:r>
-    </w:p>
-    <w:p>
-      <w:pPr>
-        <w:ind w:firstLine="480"/>
-      </w:pPr>
-      <w:r>
-        <w:rPr>
-          <w:rFonts w:ascii="宋体" w:hAnsi="宋体" w:eastAsia="宋体"/>
-          <w:b w:val="0"/>
-          <w:sz w:val="24"/>
-        </w:rPr>
-        <w:t>6. 编写 tool_morphology_locate()：使用 cv2.getStructuringElement() + cv2.morphologyEx() 实现形态学处理，cv2.findContours() 提取候选轮廓。</w:t>
-      </w:r>
-    </w:p>
-    <w:p>
-      <w:pPr>
-        <w:ind w:firstLine="480"/>
-      </w:pPr>
-      <w:r>
-        <w:rPr>
-          <w:rFonts w:ascii="宋体" w:hAnsi="宋体" w:eastAsia="宋体"/>
-          <w:b w:val="0"/>
-          <w:sz w:val="24"/>
-        </w:rPr>
-        <w:t>7. 编写 tool_color_locate()：cv2.cvtColor() 转 HSV，cv2.inRange() 筛选颜色区域，宽高比筛选。</w:t>
-      </w:r>
-    </w:p>
-    <w:p>
-      <w:pPr>
-        <w:ind w:firstLine="480"/>
-      </w:pPr>
-      <w:r>
-        <w:rPr>
-          <w:rFonts w:ascii="宋体" w:hAnsi="宋体" w:eastAsia="宋体"/>
-          <w:b w:val="0"/>
-          <w:sz w:val="24"/>
-        </w:rPr>
-        <w:t>8. 编写 tool_vertical_projection()：np.sum() 计算垂直投影直方图，通过波谷检测分割字符边界。</w:t>
-      </w:r>
-    </w:p>
-    <w:p>
-      <w:pPr>
-        <w:ind w:firstLine="480"/>
-      </w:pPr>
-      <w:r>
-        <w:rPr>
-          <w:rFonts w:ascii="宋体" w:hAnsi="宋体" w:eastAsia="宋体"/>
-          <w:b w:val="0"/>
-          <w:sz w:val="24"/>
-        </w:rPr>
-        <w:t>9. 编写 tool_svm_predict()：加载训练好的 SVM 模型，HOG 特征提取后 predict() 输出字符 + 置信度。</w:t>
-      </w:r>
-    </w:p>
-    <w:p>
-      <w:pPr>
-        <w:ind w:firstLine="480"/>
-      </w:pPr>
-      <w:r>
-        <w:rPr>
-          <w:rFonts w:ascii="宋体" w:hAnsi="宋体" w:eastAsia="宋体"/>
-          <w:b w:val="0"/>
-          <w:sz w:val="24"/>
-        </w:rPr>
-        <w:t>10. 编写 tool_llm_verify()：调用 DeepSeek API 对低置信度字符进行二次校验。</w:t>
-      </w:r>
-    </w:p>
-    <w:p>
-      <w:pPr>
-        <w:ind w:firstLine="480"/>
-      </w:pPr>
-      <w:r>
-        <w:rPr>
-          <w:rFonts w:ascii="宋体" w:hAnsi="宋体" w:eastAsia="宋体"/>
-          <w:b w:val="0"/>
-          <w:sz w:val="24"/>
-        </w:rPr>
-        <w:t>11. 编写 tool_search_blacklist()：ChromaDB 向量检索黑名单。</w:t>
-      </w:r>
-    </w:p>
-    <w:p/>
-    <w:p>
-      <w:r>
-        <w:rPr>
-          <w:rFonts w:ascii="宋体" w:hAnsi="宋体" w:eastAsia="宋体"/>
-          <w:b/>
-          <w:sz w:val="24"/>
-        </w:rPr>
-        <w:t>步骤三：tRPC-Agent GraphAgent 编排</w:t>
-      </w:r>
-    </w:p>
-    <w:p>
-      <w:pPr>
-        <w:ind w:firstLine="480"/>
-      </w:pPr>
-      <w:r>
-        <w:rPr>
-          <w:rFonts w:ascii="宋体" w:hAnsi="宋体" w:eastAsia="宋体"/>
-          <w:b w:val="0"/>
-          <w:sz w:val="24"/>
-        </w:rPr>
-        <w:t>1. 定义 PlateState 状态对象（TypedDict），包含 image_path、preprocess_output、locate_output、segment_chars、recognize_chars、final_plate 等字段。</w:t>
-      </w:r>
-    </w:p>
-    <w:p>
-      <w:pPr>
-        <w:ind w:firstLine="480"/>
-      </w:pPr>
-      <w:r>
-        <w:rPr>
-          <w:rFonts w:ascii="宋体" w:hAnsi="宋体" w:eastAsia="宋体"/>
-          <w:b w:val="0"/>
-          <w:sz w:val="24"/>
-        </w:rPr>
-        <w:t>2. 实现 preprocess_node：串联高斯滤波→灰度化→二值化→Canny→仿射矫正 5 个预处理步骤。</w:t>
-      </w:r>
-    </w:p>
-    <w:p>
-      <w:pPr>
-        <w:ind w:firstLine="480"/>
-      </w:pPr>
-      <w:r>
-        <w:rPr>
-          <w:rFonts w:ascii="宋体" w:hAnsi="宋体" w:eastAsia="宋体"/>
-          <w:b w:val="0"/>
-          <w:sz w:val="24"/>
-        </w:rPr>
-        <w:t>3. 实现 locate_node：串联形态学粗定位→HSV 精定位，输出车牌区域图像。</w:t>
-      </w:r>
-    </w:p>
-    <w:p>
-      <w:pPr>
-        <w:ind w:firstLine="480"/>
-      </w:pPr>
-      <w:r>
-        <w:rPr>
-          <w:rFonts w:ascii="宋体" w:hAnsi="宋体" w:eastAsia="宋体"/>
-          <w:b w:val="0"/>
-          <w:sz w:val="24"/>
-        </w:rPr>
-        <w:t>4. 实现 segment_node：垂直投影分割，输出 7 个字符图像列表。</w:t>
-      </w:r>
-    </w:p>
-    <w:p>
-      <w:pPr>
-        <w:ind w:firstLine="480"/>
-      </w:pPr>
-      <w:r>
-        <w:rPr>
-          <w:rFonts w:ascii="宋体" w:hAnsi="宋体" w:eastAsia="宋体"/>
-          <w:b w:val="0"/>
-          <w:sz w:val="24"/>
-        </w:rPr>
-        <w:t>5. 实现 recognize_node：asyncio.gather 并行 SVM 预测 7 个字符，标记低置信度字符。</w:t>
-      </w:r>
-    </w:p>
-    <w:p>
-      <w:pPr>
-        <w:ind w:firstLine="480"/>
-      </w:pPr>
-      <w:r>
-        <w:rPr>
-          <w:rFonts w:ascii="宋体" w:hAnsi="宋体" w:eastAsia="宋体"/>
-          <w:b w:val="0"/>
-          <w:sz w:val="24"/>
-        </w:rPr>
-        <w:t>6. 实现 llm_verify_node：对 needs_verify=True 的字符调用 LLM 复核，支持 safe_llm_call 三层容错（重试 + 超时 + 降级）。</w:t>
-      </w:r>
-    </w:p>
-    <w:p>
-      <w:pPr>
-        <w:ind w:firstLine="480"/>
-      </w:pPr>
-      <w:r>
-        <w:rPr>
-          <w:rFonts w:ascii="宋体" w:hAnsi="宋体" w:eastAsia="宋体"/>
-          <w:b w:val="0"/>
-          <w:sz w:val="24"/>
-        </w:rPr>
-        <w:t>7. 实现 format_output_node：拼接最终车牌号，查询黑名单，生成可读响应。</w:t>
-      </w:r>
-    </w:p>
-    <w:p>
-      <w:pPr>
-        <w:ind w:firstLine="480"/>
-      </w:pPr>
-      <w:r>
-        <w:rPr>
-          <w:rFonts w:ascii="宋体" w:hAnsi="宋体" w:eastAsia="宋体"/>
-          <w:b w:val="0"/>
-          <w:sz w:val="24"/>
-        </w:rPr>
-        <w:t>8. 配置条件路由：needs_llm_verify=True → llm_verify_node；否则跳过直接进入 format_output。</w:t>
-      </w:r>
-    </w:p>
-    <w:p/>
-    <w:p>
-      <w:r>
-        <w:rPr>
-          <w:rFonts w:ascii="宋体" w:hAnsi="宋体" w:eastAsia="宋体"/>
-          <w:b/>
-          <w:sz w:val="24"/>
-        </w:rPr>
-        <w:t>步骤四：FastAPI 服务化</w:t>
-      </w:r>
-    </w:p>
-    <w:p>
-      <w:pPr>
-        <w:ind w:firstLine="480"/>
-      </w:pPr>
-      <w:r>
-        <w:rPr>
-          <w:rFonts w:ascii="宋体" w:hAnsi="宋体" w:eastAsia="宋体"/>
-          <w:b w:val="0"/>
-          <w:sz w:val="24"/>
-        </w:rPr>
-        <w:t>1. 创建 FastAPI 应用，配置 CORS 中间件和 OpenTelemetry 自动追踪。</w:t>
-      </w:r>
-    </w:p>
-    <w:p>
-      <w:pPr>
-        <w:ind w:firstLine="480"/>
-      </w:pPr>
-      <w:r>
-        <w:rPr>
-          <w:rFonts w:ascii="宋体" w:hAnsi="宋体" w:eastAsia="宋体"/>
-          <w:b w:val="0"/>
-          <w:sz w:val="24"/>
-        </w:rPr>
-        <w:t>2. POST /api/chat：LlmAgent 多轮对话接口，支持 SSE 流式输出。</w:t>
-      </w:r>
-    </w:p>
-    <w:p>
-      <w:pPr>
-        <w:ind w:firstLine="480"/>
-      </w:pPr>
-      <w:r>
-        <w:rPr>
-          <w:rFonts w:ascii="宋体" w:hAnsi="宋体" w:eastAsia="宋体"/>
-          <w:b w:val="0"/>
-          <w:sz w:val="24"/>
-        </w:rPr>
-        <w:t>3. POST /api/recognize：单张图像识别接口，调用 GraphAgent 流水线。</w:t>
-      </w:r>
-    </w:p>
-    <w:p>
-      <w:pPr>
-        <w:ind w:firstLine="480"/>
-      </w:pPr>
-      <w:r>
-        <w:rPr>
-          <w:rFonts w:ascii="宋体" w:hAnsi="宋体" w:eastAsia="宋体"/>
-          <w:b w:val="0"/>
-          <w:sz w:val="24"/>
-        </w:rPr>
-        <w:t>4. GET /api/health：健康检查接口。</w:t>
-      </w:r>
-    </w:p>
-    <w:p/>
-    <w:p>
-      <w:r>
-        <w:rPr>
-          <w:rFonts w:ascii="宋体" w:hAnsi="宋体" w:eastAsia="宋体"/>
-          <w:b/>
-          <w:sz w:val="24"/>
-        </w:rPr>
-        <w:t>步骤五：Spring Boot 管理后台</w:t>
-      </w:r>
-    </w:p>
-    <w:p>
-      <w:pPr>
-        <w:ind w:firstLine="480"/>
-      </w:pPr>
-      <w:r>
-        <w:rPr>
-          <w:rFonts w:ascii="宋体" w:hAnsi="宋体" w:eastAsia="宋体"/>
-          <w:b w:val="0"/>
-          <w:sz w:val="24"/>
-        </w:rPr>
-        <w:t>1. 创建 PlateRecord 实体类，映射 plate_records 表（车牌号、置信度、识别方式、黑名单状态等字段）。</w:t>
-      </w:r>
-    </w:p>
-    <w:p>
-      <w:pPr>
-        <w:ind w:firstLine="480"/>
-      </w:pPr>
-      <w:r>
-        <w:rPr>
-          <w:rFonts w:ascii="宋体" w:hAnsi="宋体" w:eastAsia="宋体"/>
-          <w:b w:val="0"/>
-          <w:sz w:val="24"/>
-        </w:rPr>
-        <w:t>2. 编写 PlateRecordRepository，提供分页查询、状态统计、黑名单筛选等 JPA 方法。</w:t>
-      </w:r>
-    </w:p>
-    <w:p>
-      <w:pPr>
-        <w:ind w:firstLine="480"/>
-      </w:pPr>
-      <w:r>
-        <w:rPr>
-          <w:rFonts w:ascii="宋体" w:hAnsi="宋体" w:eastAsia="宋体"/>
-          <w:b w:val="0"/>
-          <w:sz w:val="24"/>
-        </w:rPr>
-        <w:t>3. 编写 PlateRecordService，实现业务逻辑和今日统计聚合。</w:t>
-      </w:r>
-    </w:p>
-    <w:p>
-      <w:pPr>
-        <w:ind w:firstLine="480"/>
-      </w:pPr>
-      <w:r>
-        <w:rPr>
-          <w:rFonts w:ascii="宋体" w:hAnsi="宋体" w:eastAsia="宋体"/>
-          <w:b w:val="0"/>
-          <w:sz w:val="24"/>
-        </w:rPr>
-        <w:t>4. 编写 PlateController，暴露 RESTful API：GET /api/records（分页查询）、GET /api/records/stats/today（今日统计）、GET /api/records/stats/hourly（小时分布）。</w:t>
-      </w:r>
-    </w:p>
-    <w:p>
-      <w:pPr>
-        <w:ind w:firstLine="480"/>
-      </w:pPr>
-      <w:r>
-        <w:rPr>
-          <w:rFonts w:ascii="宋体" w:hAnsi="宋体" w:eastAsia="宋体"/>
-          <w:b w:val="0"/>
-          <w:sz w:val="24"/>
-        </w:rPr>
-        <w:t>5. 配置 Spring Security + JWT：JwtUtil 生成/验证 Token，JwtAuthFilter 拦截请求，AuthController 处理登录。</w:t>
-      </w:r>
-    </w:p>
-    <w:p/>
-    <w:p>
-      <w:r>
-        <w:rPr>
-          <w:rFonts w:ascii="宋体" w:hAnsi="宋体" w:eastAsia="宋体"/>
-          <w:b/>
-          <w:sz w:val="24"/>
-        </w:rPr>
-        <w:t>步骤六：Vue 3 监控大屏</w:t>
-      </w:r>
-    </w:p>
-    <w:p>
-      <w:pPr>
-        <w:ind w:firstLine="480"/>
-      </w:pPr>
-      <w:r>
-        <w:rPr>
-          <w:rFonts w:ascii="宋体" w:hAnsi="宋体" w:eastAsia="宋体"/>
-          <w:b w:val="0"/>
-          <w:sz w:val="24"/>
-        </w:rPr>
-        <w:t>1. 实现 Dashboard.vue：6 个统计卡片（总识别次数、成功/部分成功/失败、黑名单命中、平均置信度）+ ECharts 柱状图（今日每小时分布）+ ECharts 饼图（状态占比）+ 最近识别记录表格。</w:t>
-      </w:r>
-    </w:p>
-    <w:p>
-      <w:pPr>
-        <w:ind w:firstLine="480"/>
-      </w:pPr>
-      <w:r>
-        <w:rPr>
-          <w:rFonts w:ascii="宋体" w:hAnsi="宋体" w:eastAsia="宋体"/>
-          <w:b w:val="0"/>
-          <w:sz w:val="24"/>
-        </w:rPr>
-        <w:t>2. 实现 Records.vue：分页表格展示所有识别记录，支持车牌号搜索和状态筛选，一键切换黑名单视图。</w:t>
-      </w:r>
-    </w:p>
-    <w:p>
-      <w:pPr>
-        <w:ind w:firstLine="480"/>
-      </w:pPr>
-      <w:r>
-        <w:rPr>
-          <w:rFonts w:ascii="宋体" w:hAnsi="宋体" w:eastAsia="宋体"/>
-          <w:b w:val="0"/>
-          <w:sz w:val="24"/>
-        </w:rPr>
-        <w:t>3. 实现 Login.vue：JWT 登录页，Token 存入 localStorage。</w:t>
-      </w:r>
-    </w:p>
-    <w:p>
-      <w:pPr>
-        <w:ind w:firstLine="480"/>
-      </w:pPr>
-      <w:r>
-        <w:rPr>
-          <w:rFonts w:ascii="宋体" w:hAnsi="宋体" w:eastAsia="宋体"/>
-          <w:b w:val="0"/>
-          <w:sz w:val="24"/>
-        </w:rPr>
-        <w:t>4. 配置 Vue Router 路由守卫，未登录自动跳转登录页。</w:t>
-      </w:r>
-    </w:p>
-    <w:p/>
-    <w:p>
-      <w:r>
-        <w:rPr>
-          <w:rFonts w:ascii="宋体" w:hAnsi="宋体" w:eastAsia="宋体"/>
-          <w:b/>
-          <w:sz w:val="24"/>
-        </w:rPr>
-        <w:t>步骤七：Docker Compose 多服务编排</w:t>
-      </w:r>
-    </w:p>
-    <w:p>
-      <w:pPr>
-        <w:ind w:firstLine="480"/>
-      </w:pPr>
-      <w:r>
-        <w:rPr>
-          <w:rFonts w:ascii="宋体" w:hAnsi="宋体" w:eastAsia="宋体"/>
-          <w:b w:val="0"/>
-          <w:sz w:val="24"/>
-        </w:rPr>
-        <w:t>1. 编写 docker-compose.yml：定义 Nginx、FastAPI、Spring Boot、Redis、MySQL、ChromaDB、RabbitMQ 共 7 个服务。</w:t>
-      </w:r>
-    </w:p>
-    <w:p>
-      <w:pPr>
-        <w:ind w:firstLine="480"/>
-      </w:pPr>
-      <w:r>
-        <w:rPr>
-          <w:rFonts w:ascii="宋体" w:hAnsi="宋体" w:eastAsia="宋体"/>
-          <w:b w:val="0"/>
-          <w:sz w:val="24"/>
-        </w:rPr>
-        <w:t>2. 编写 nginx.conf：配置反向代理规则，/api/chat 和 /api/recognize 代理到 FastAPI，/api/auth 和 /api/records 代理到 Spring Boot，/ 返回 Vue 静态资源。</w:t>
-      </w:r>
-    </w:p>
-    <w:p>
-      <w:pPr>
-        <w:ind w:firstLine="480"/>
-      </w:pPr>
-      <w:r>
-        <w:rPr>
-          <w:rFonts w:ascii="宋体" w:hAnsi="宋体" w:eastAsia="宋体"/>
-          <w:b w:val="0"/>
-          <w:sz w:val="24"/>
-        </w:rPr>
-        <w:t>3. 编写 Dockerfile.fastapi：基于 python:3.11-slim，安装 OpenCV 系统依赖，pip install 项目依赖。</w:t>
-      </w:r>
-    </w:p>
-    <w:p>
-      <w:pPr>
-        <w:ind w:firstLine="480"/>
-      </w:pPr>
-      <w:r>
-        <w:rPr>
-          <w:rFonts w:ascii="宋体" w:hAnsi="宋体" w:eastAsia="宋体"/>
-          <w:b w:val="0"/>
-          <w:sz w:val="24"/>
-        </w:rPr>
-        <w:t>4. 编写 Dockerfile.springboot：Maven 多阶段构建（maven:3.9 -&gt; eclipse-temurin:17-jre）。</w:t>
-      </w:r>
-    </w:p>
-    <w:p>
-      <w:pPr>
-        <w:ind w:firstLine="480"/>
-      </w:pPr>
-      <w:r>
-        <w:rPr>
-          <w:rFonts w:ascii="宋体" w:hAnsi="宋体" w:eastAsia="宋体"/>
-          <w:b w:val="0"/>
-          <w:sz w:val="24"/>
-        </w:rPr>
-        <w:t>5. 编写 Dockerfile.nginx：Node 构建 Vue 静态资源 + nginx:alpine 提供 Web 服务。</w:t>
-      </w:r>
-    </w:p>
-    <w:p>
-      <w:pPr>
-        <w:ind w:firstLine="480"/>
-      </w:pPr>
-      <w:r>
-        <w:rPr>
-          <w:rFonts w:ascii="宋体" w:hAnsi="宋体" w:eastAsia="宋体"/>
-          <w:b w:val="0"/>
-          <w:sz w:val="24"/>
-        </w:rPr>
-        <w:t>6. 编写 init.sql：自动创建 plate_agent 数据库和 plate_records 表。</w:t>
-      </w:r>
-    </w:p>
-    <w:p>
-      <w:pPr>
-        <w:ind w:firstLine="480"/>
-      </w:pPr>
-      <w:r>
-        <w:rPr>
-          <w:rFonts w:ascii="宋体" w:hAnsi="宋体" w:eastAsia="宋体"/>
-          <w:b w:val="0"/>
-          <w:sz w:val="24"/>
-        </w:rPr>
-        <w:t>7. 执行 docker-compose up -d 启动全部服务。</w:t>
-      </w:r>
-    </w:p>
-    <w:p/>
-    <w:p>
-      <w:pPr>
-        <w:pStyle w:val="Heading2"/>
-      </w:pPr>
-      <w:r>
-        <w:rPr>
-          <w:rFonts w:ascii="黑体" w:hAnsi="黑体" w:eastAsia="黑体"/>
-        </w:rPr>
-        <w:t>四、实验问题及原因</w:t>
-      </w:r>
-    </w:p>
-    <w:p>
-      <w:r>
-        <w:rPr>
-          <w:rFonts w:ascii="宋体" w:hAnsi="宋体" w:eastAsia="宋体"/>
-          <w:b/>
-          <w:sz w:val="24"/>
-        </w:rPr>
-        <w:t>1. SVM 字符识别中的混淆问题</w:t>
-      </w:r>
-    </w:p>
-    <w:p>
-      <w:pPr>
-        <w:ind w:firstLine="480"/>
-      </w:pPr>
-      <w:r>
-        <w:rPr>
-          <w:rFonts w:ascii="宋体" w:hAnsi="宋体" w:eastAsia="宋体"/>
-          <w:b w:val="0"/>
-          <w:sz w:val="24"/>
-        </w:rPr>
-        <w:t>在字符识别过程中，部分形近字符（如"粤"与"鄂"、"B"与"8"、"D"与"0"、"2"与"Z"等）容易出现误识别，导致置信度低于 0.85。原因在于 HOG 特征对笔画细节的区分能力有限，且训练样本覆盖的场景不够丰富。解决方案：引入 LLM 二次校验机制，结合混淆字符对照表进行上下文推理，有效提升了识别准确率。</w:t>
-      </w:r>
-    </w:p>
-    <w:p/>
-    <w:p>
-      <w:r>
-        <w:rPr>
-          <w:rFonts w:ascii="宋体" w:hAnsi="宋体" w:eastAsia="宋体"/>
-          <w:b/>
-          <w:sz w:val="24"/>
-        </w:rPr>
-        <w:t>2. 复杂光照条件下的定位失败</w:t>
-      </w:r>
-    </w:p>
-    <w:p>
-      <w:pPr>
-        <w:ind w:firstLine="480"/>
-      </w:pPr>
-      <w:r>
-        <w:rPr>
-          <w:rFonts w:ascii="宋体" w:hAnsi="宋体" w:eastAsia="宋体"/>
-          <w:b w:val="0"/>
-          <w:sz w:val="24"/>
-        </w:rPr>
-        <w:t>在强光反光、夜间或阴影不均匀的场景下，HSV 颜色定位算法效果下降，车牌颜色分量范围漂移导致定位失败或误定位。原因在于 HSV 颜色分量阈值是固定经验值，对光照变化鲁棒性不足。解决方案：可引入直方图均衡化预处理改善光照不均，或使用深度学习目标检测模型（如 YOLO）替代传统颜色定位。</w:t>
-      </w:r>
-    </w:p>
-    <w:p/>
-    <w:p>
-      <w:r>
-        <w:rPr>
-          <w:rFonts w:ascii="宋体" w:hAnsi="宋体" w:eastAsia="宋体"/>
-          <w:b/>
-          <w:sz w:val="24"/>
-        </w:rPr>
-        <w:t>3. 黏连字符分割困难</w:t>
-      </w:r>
-    </w:p>
-    <w:p>
-      <w:pPr>
-        <w:ind w:firstLine="480"/>
-      </w:pPr>
-      <w:r>
-        <w:rPr>
-          <w:rFonts w:ascii="宋体" w:hAnsi="宋体" w:eastAsia="宋体"/>
-          <w:b w:val="0"/>
-          <w:sz w:val="24"/>
-        </w:rPr>
-        <w:t>当车牌出现污渍、锈蚀或拍摄角度导致字符黏连时，垂直投影法的波谷特征不再明显，导致分割失败。原因在于投影法依赖字符间隙的灰度特征，对物理损伤敏感。解决方案：可采用连通域分析或基于聚类的 K-Means 分割作为备选方案。</w:t>
-      </w:r>
-    </w:p>
-    <w:p/>
-    <w:p>
-      <w:r>
-        <w:rPr>
-          <w:rFonts w:ascii="宋体" w:hAnsi="宋体" w:eastAsia="宋体"/>
-          <w:b/>
-          <w:sz w:val="24"/>
-        </w:rPr>
-        <w:t>4. DeepSeek API 调用超时与降级</w:t>
-      </w:r>
-    </w:p>
-    <w:p>
-      <w:pPr>
-        <w:ind w:firstLine="480"/>
-      </w:pPr>
-      <w:r>
-        <w:rPr>
-          <w:rFonts w:ascii="宋体" w:hAnsi="宋体" w:eastAsia="宋体"/>
-          <w:b w:val="0"/>
-          <w:sz w:val="24"/>
-        </w:rPr>
-        <w:t>在高峰期或网络不稳定时，LLM 二次校验请求可能出现超时（&gt;10s）或 429 限流错误。原因在于免费 API 的并发限制和网络延迟。解决方案：使用 tenacity 库实现指数退避重试（最多 3 次，总超时 30s），超时后自动降级为 SVM 原始结果。</w:t>
-      </w:r>
-    </w:p>
-    <w:p/>
-    <w:p>
-      <w:r>
-        <w:rPr>
-          <w:rFonts w:ascii="宋体" w:hAnsi="宋体" w:eastAsia="宋体"/>
-          <w:b/>
-          <w:sz w:val="24"/>
-        </w:rPr>
-        <w:t>5. Docker 容器间网络通信</w:t>
-      </w:r>
-    </w:p>
-    <w:p>
-      <w:pPr>
-        <w:ind w:firstLine="480"/>
-      </w:pPr>
-      <w:r>
-        <w:rPr>
-          <w:rFonts w:ascii="宋体" w:hAnsi="宋体" w:eastAsia="宋体"/>
-          <w:b w:val="0"/>
-          <w:sz w:val="24"/>
-        </w:rPr>
-        <w:t>Spring Boot 容器调用 FastAPI 容器时，因 localhost 指向自身容器而非宿主机导致连接被拒。原因在于 Docker Compose 中各容器有独立网络栈。解决方案：使用服务名（如 fastapi:8000）代替 localhost 进行容器间通信，通过 Nginx 统一对外暴露 API。</w:t>
-      </w:r>
-    </w:p>
-    <w:p/>
-    <w:p>
-      <w:pPr>
-        <w:pStyle w:val="Heading1"/>
-      </w:pPr>
-      <w:r>
-        <w:rPr>
-          <w:color w:val="000000"/>
-        </w:rPr>
-        <w:t>三、Web 端设计与实现</w:t>
+        <w:t>6. 掌握微服务架构与容器化部署：FastAPI + SSE 流式服务化、Spring Boot + JWT 管理后台、Vue 3 + ECharts 监控大屏、Docker Compose 七服务编排。</w:t>
       </w:r>
     </w:p>
     <w:p>
@@ -1461,7 +100,18 @@
         <w:rPr>
           <w:color w:val="000000"/>
         </w:rPr>
-        <w:t>3.1 整体架构</w:t>
+        <w:t>二、实验内容与步骤</w:t>
+      </w:r>
+    </w:p>
+    <w:p>
+      <w:pPr>
+        <w:pStyle w:val="Heading3"/>
+      </w:pPr>
+      <w:r>
+        <w:rPr>
+          <w:color w:val="000000"/>
+        </w:rPr>
+        <w:t>2.1 车牌图像预处理</w:t>
       </w:r>
     </w:p>
     <w:p>
@@ -1470,7 +120,152 @@
           <w:b w:val="0"/>
           <w:sz w:val="22"/>
         </w:rPr>
-        <w:t>系统采用前后端分离架构，前端基于 Vue 3 + Vite 构建单页应用，通过 Axios 发起 HTTP 请求；后端由 Spring Boot（管理后台，端口 8080）和 FastAPI（AI 智能体服务，端口 8000）双服务组成，前端 Vite 开发服务器通过代理将 /api 转发至 Spring Boot、/agent-api 转发至 FastAPI。</w:t>
+        <w:t>预处理是识别流水线的第一步，目标是在不损失关键信息的前提下消除噪声并增强车牌区域的可辨识度。具体流程为：① 高斯滤波——使用 5x5 高斯核对图像进行卷积操作，消除高斯噪声同时较好保留边缘信息（cv2.GaussianBlur）；② 灰度化——采用加权平均法（Gray = 0.299R + 0.587G + 0.114B）将彩色图像转为灰度图，使用 cv2.cvtColor(img, cv2.COLOR_BGR2GRAY) 实现；③ 二值化——采用 OTSU 大津阈值法自动选取最佳阈值，将灰度图转化为黑白二值图像，分离前景字符与背景（cv2.threshold + cv2.THRESH_OTSU）；④ Canny 边缘检测——使用 Canny 多级检测算子（高斯平滑、梯度计算、非极大值抑制、双阈值连接，阈值设为 50/150）提取边缘；⑤ 仿射变换倾斜矫正——利用 cv2.getAffineTransform 计算变换矩阵，cv2.warpAffine 对倾斜车牌进行几何校正。上述五个步骤分别封装为 FunctionTool：tool_gaussian_blur、tool_grayscale、tool_binarize_otsu、tool_edge_detect_canny、tool_affine_correct。</w:t>
+      </w:r>
+    </w:p>
+    <w:p>
+      <w:pPr>
+        <w:pStyle w:val="Heading3"/>
+      </w:pPr>
+      <w:r>
+        <w:rPr>
+          <w:color w:val="000000"/>
+        </w:rPr>
+        <w:t>2.2 车牌定位与字符分割</w:t>
+      </w:r>
+    </w:p>
+    <w:p>
+      <w:r>
+        <w:rPr>
+          <w:b w:val="0"/>
+          <w:sz w:val="22"/>
+        </w:rPr>
+        <w:t>定位采用数学形态学与 HSV 颜色空间相结合的两阶段策略。第一阶段粗定位：利用 cv2.getStructuringElement 创建矩形结构元素，通过 cv2.morphologyEx 依次执行腐蚀、膨胀、开运算、闭运算对二值化图像处理，cv2.findContours 提取全部候选轮廓，按车牌宽高比（2:1~5.5:1）进行初步筛选。第二阶段精定位：将候选区域通过 cv2.cvtColor 从 RGB 转 HSV 空间，使用 cv2.inRange 根据 HSV 颜色分量范围表计算各矩形中蓝、绿、黄颜色的占有量，最终确定车牌精确区域及颜色。定位工具封装为 tool_morphology_locate 和 tool_color_locate。</w:t>
+      </w:r>
+    </w:p>
+    <w:p>
+      <w:r>
+        <w:rPr>
+          <w:b w:val="0"/>
+          <w:sz w:val="22"/>
+        </w:rPr>
+        <w:t>字符分割采用垂直投影法：对二值化后的车牌图像计算垂直方向投影直方图（np.sum），利用字符间隙形成的波谷特征定位每个字符的左右边界，将车牌分割为 7 个独立字符图像，同时处理车牌上的铆钉和小圆点干扰。封装为 tool_vertical_projection。</w:t>
+      </w:r>
+    </w:p>
+    <w:p>
+      <w:pPr>
+        <w:pStyle w:val="Heading3"/>
+      </w:pPr>
+      <w:r>
+        <w:rPr>
+          <w:color w:val="000000"/>
+        </w:rPr>
+        <w:t>2.3 字符识别与 LLM 二次校验</w:t>
+      </w:r>
+    </w:p>
+    <w:p>
+      <w:r>
+        <w:rPr>
+          <w:b w:val="0"/>
+          <w:sz w:val="22"/>
+        </w:rPr>
+        <w:t>字符识别基于 HOG（方向梯度直方图）特征提取 + SVM（支持向量机）分类器。系统训练了两个分类器：① 汉字分类器——训练 31 个省份简称，各采集 200 个样本，涵盖不同光照、角度和清晰度条件下的字符图像；② 字母数字分类器——训练 24 个英文字母（不含易混淆的 I、O）和 10 个数字，各采集 500 个样本。SVM 模型采用 RBF 核函数进行高维空间映射，训练后保存为 svm_model.pkl 文件（约 11MB）。识别时对每个分割后的字符图像提取 HOG 特征后调用 predict() 输出预测标签和置信度分数。封装为 tool_svm_predict。</w:t>
+      </w:r>
+    </w:p>
+    <w:p>
+      <w:r>
+        <w:rPr>
+          <w:b w:val="0"/>
+          <w:sz w:val="22"/>
+        </w:rPr>
+        <w:t>为降低 SVM 对形近字符（如 B/8、D/0、粤/鄂、2/Z）的误识别率，系统引入 LLM 二次校验机制：当任一字符置信度低于 0.85 时，自动触发 tool_llm_verify，将字符图像和候选预测结果发送至 DeepSeek API，结合预置的混淆字符对照表进行上下文推理复核。校验过程使用 tenacity 库实现三层容错：指数退避重试（最多 3 次）、超时保护（总超时 30 秒）、降级兜底（超时后直接采纳 SVM 原始结果），确保系统在任何情况下都能返回可用结果。</w:t>
+      </w:r>
+    </w:p>
+    <w:p>
+      <w:pPr>
+        <w:pStyle w:val="Heading3"/>
+      </w:pPr>
+      <w:r>
+        <w:rPr>
+          <w:color w:val="000000"/>
+        </w:rPr>
+        <w:t>2.4 Agent 流水线编排</w:t>
+      </w:r>
+    </w:p>
+    <w:p>
+      <w:r>
+        <w:rPr>
+          <w:b w:val="0"/>
+          <w:sz w:val="22"/>
+        </w:rPr>
+        <w:t>基于 tRPC-Agent SDK 构建两个 Agent 实例。对话 Agent（plate_chat）为 LlmAgent，使用 DeepSeek 作为底层模型（deepseek-chat），挂载 13 个 FunctionTool 供 LLM 自主决策调用链，instruction 设计为处理用户车牌识别请求和闲聊。</w:t>
+      </w:r>
+    </w:p>
+    <w:p>
+      <w:r>
+        <w:rPr>
+          <w:b w:val="0"/>
+          <w:sz w:val="22"/>
+        </w:rPr>
+        <w:t>识别 Agent（plate_recognition）为 GraphAgent，实现确定性的 6 节点流水线。首先定义 PlateState 类型化状态对象（TypedDict），包含 image_path、preprocess_output、locate_output、segment_chars、recognize_chars、final_plate 等字段。6 个节点依次为：preprocess_node（串联 5 个预处理步骤）、locate_node（形态学粗定位+HSV 精定位）、segment_node（垂直投影分割 7 字符）、recognize_node（asyncio.gather 并行 SVM 预测，标记低置信度字符）、条件路由、format_output_node（拼接车牌号、查询黑名单、生成最终响应）。识别后根据置信度进行三级条件路由：极低置信度（&lt;0.5）走 human_review 人工确认节点（interrupt 模式）、低置信度（0.5~0.85）走 llm_verify LLM 复核节点、高置信度（&gt;0.85）直接进入 format_output 输出。</w:t>
+      </w:r>
+    </w:p>
+    <w:p>
+      <w:pPr>
+        <w:pStyle w:val="Heading3"/>
+      </w:pPr>
+      <w:r>
+        <w:rPr>
+          <w:color w:val="000000"/>
+        </w:rPr>
+        <w:t>2.5 后端服务化</w:t>
+      </w:r>
+    </w:p>
+    <w:p>
+      <w:r>
+        <w:rPr>
+          <w:b w:val="0"/>
+          <w:sz w:val="22"/>
+        </w:rPr>
+        <w:t>FastAPI 服务（端口 8000）：创建 FastAPI 应用并配置 CORS 中间件，通过 lifespan 管理 tRPC-Agent Runner 的生命周期。集成 OpenTelemetry 自动追踪。暴露三个接口：POST /api/chat（LlmAgent 多轮对话，SSE 流式输出，支持 text_delta/tool_call/tool_result 事件类型）、POST /api/recognize（单张图像识别，直接启动 GraphAgent 流水线，SSE 流式推送每步进度）、GET /api/health（健康检查）。</w:t>
+      </w:r>
+    </w:p>
+    <w:p>
+      <w:r>
+        <w:rPr>
+          <w:b w:val="0"/>
+          <w:sz w:val="22"/>
+        </w:rPr>
+        <w:t>Spring Boot 管理后台（端口 8080）：基于 Spring Boot 3.3 + Spring Security + JWT 构建。创建 PlateRecord JPA 实体类映射 plate_records 表（含车牌号、置信度、识别方式、黑名单状态等 13 个字段）。编写 PlateRecordRepository 提供自定义查询（分页模糊搜索、状态统计、黑名单筛选、今日聚合）。PlateController 暴露 RESTful API：GET /api/records（分页+筛选）、GET /api/records/stats/today（6 指标聚合）、GET /api/records/stats/hourly（24 小时分布）、GET /api/records/blacklist（黑名单筛选）。JwtUtil 负责 Token 生成与验证，JwtAuthFilter 拦截请求校验 JWT，AuthController 处理 POST /api/auth/login。</w:t>
+      </w:r>
+    </w:p>
+    <w:p>
+      <w:pPr>
+        <w:pStyle w:val="Heading3"/>
+      </w:pPr>
+      <w:r>
+        <w:rPr>
+          <w:color w:val="000000"/>
+        </w:rPr>
+        <w:t>2.6 前端与容器化部署</w:t>
+      </w:r>
+    </w:p>
+    <w:p>
+      <w:r>
+        <w:rPr>
+          <w:b w:val="0"/>
+          <w:sz w:val="22"/>
+        </w:rPr>
+        <w:t>Vue 3 前端（端口 3001）：基于 Vite 构建，Vue Router Hash 模式路由，Axios 封装请求。包含四个核心页面——登录页（JWT 表单认证）、监控大屏 Dashboard（6 个统计卡片 + ECharts 柱状图/饼图 + 最近识别记录表，每 10 秒自动刷新）、识别记录 Records（分页表格 + 车牌号搜索 + 状态筛选 + 黑名单视图切换）、AI 实验室 AgentLab（图片库选择 + SSE 流式管线进度实时展示 + LLM 多轮对话）。Vite 代理将 /api 转发至 Spring Boot、/agent-api 转发至 FastAPI。</w:t>
+      </w:r>
+    </w:p>
+    <w:p>
+      <w:r>
+        <w:rPr>
+          <w:b w:val="0"/>
+          <w:sz w:val="22"/>
+        </w:rPr>
+        <w:t>Docker Compose 编排 7 个微服务容器：Nginx（Vue 静态资源 + 反向代理）、FastAPI（Python 3.11-slim，含 OpenCV 依赖）、Spring Boot（Maven 多阶段构建、eclipse-temurin:17-jre）、Redis 7（Session/Memory 缓存）、MySQL 8.0（识别记录持久化，init.sql 自动建库建表）、ChromaDB（向量知识库 RAG 检索）、RabbitMQ（异步通知，可选）。服务间通过 plate-net 桥接网络通信，Nginx 统一对外暴露 80 端口。</w:t>
       </w:r>
     </w:p>
     <w:p>
@@ -1481,7 +276,7 @@
         <w:rPr>
           <w:color w:val="000000"/>
         </w:rPr>
-        <w:t>3.2 前端页面结构</w:t>
+        <w:t>三、Web 端设计与实现</w:t>
       </w:r>
     </w:p>
     <w:p>
@@ -1490,7 +285,7 @@
           <w:b w:val="0"/>
           <w:sz w:val="22"/>
         </w:rPr>
-        <w:t>前端包含五个核心页面，路由采用 Hash 模式：</w:t>
+        <w:t>系统采用前后端分离架构，前端 Vue 3 + Vite 构建单页应用，后端双服务（Spring Boot + FastAPI），Vite 开发服务器通过代理转发请求。</w:t>
       </w:r>
     </w:p>
     <w:p>
@@ -1499,43 +294,7 @@
           <w:b w:val="0"/>
           <w:sz w:val="22"/>
         </w:rPr>
-        <w:t>（1）登录页（/login）：系统入口，用户名 admin / 密码 password，JWT 认证。</w:t>
-      </w:r>
-    </w:p>
-    <w:p>
-      <w:r>
-        <w:rPr>
-          <w:b w:val="0"/>
-          <w:sz w:val="22"/>
-        </w:rPr>
-        <w:t>（2）监控大屏（/dashboard）：展示今日识别统计数据，包含 6 个统计卡片（总识别次数、成功、部分成功、失败、黑名单命中、平均置信度）、ECharts 柱状图（分时趋势）和饼图（状态分布）、最近识别记录表格。页面每 10 秒自动刷新数据。</w:t>
-      </w:r>
-    </w:p>
-    <w:p>
-      <w:r>
-        <w:rPr>
-          <w:b w:val="0"/>
-          <w:sz w:val="22"/>
-        </w:rPr>
-        <w:t>（3）识别记录（/records）：分页展示所有识别记录，支持按车牌号搜索和按状态筛选，提供黑名单记录切换视图。</w:t>
-      </w:r>
-    </w:p>
-    <w:p>
-      <w:r>
-        <w:rPr>
-          <w:b w:val="0"/>
-          <w:sz w:val="22"/>
-        </w:rPr>
-        <w:t>（4）AI 实验室（/agent-lab）：系统核心创新页面，集成 tRPC-Agent 智能体能力。包含两个子面板——识别管线和 AI 对话。识别管线通过 SSE 流式连接实时展示 6 节点 GraphAgent 流水线的完整执行过程（预处理-定位-分割-SVM识别-条件路由-输出），包括工具调用名称和参数、工具返回结果、文本输出和最终识别结果。AI 对话提供基于 LLM 的多轮对话能力，支持工具调用内联展示。</w:t>
-      </w:r>
-    </w:p>
-    <w:p>
-      <w:r>
-        <w:rPr>
-          <w:b w:val="0"/>
-          <w:sz w:val="22"/>
-        </w:rPr>
-        <w:t>（5）侧边栏导航：包含监控大屏、识别记录、AI 实验室三个入口，AI 实验室以高亮样式突出显示。</w:t>
+        <w:t>前端页面结构：登录页（/login）使用表单收集用户名密码，提交至 POST /api/auth/login，成功后 JWT Token 存入 localStorage，路由守卫拦截未登录访问。监控大屏（/dashboard）页面加载时并发请求 stats/today、stats/hourly、records 三个接口，将返回的 totalRecognitions/successCount/failedCount 等字段绑定至 6 个统计卡片，hourlyData 数组驱动 ECharts 柱状图，successCount/partialCount/failedCount 驱动饼图，recentRecords 数组渲染表格行。识别记录（/records）提供车牌号关键词搜索输入框、success/partial/failed 状态下拉筛选、分页导航按钮以及黑名单视图一键切换功能。AI 实验室（/agent-lab）左侧展示 31 张测试图片缩略图网格，选中图片后点击开始识别按钮发起 POST /agent-api/recognize，通过 ReadableStream 消费 SSE 事件流（tool_call、tool_result、text_delta 事件实时追加至管线进度列表，final 事件填充结果卡片）。AI 对话标签页提供多轮对话输入框，发送消息至 POST /agent-api/chat，SSE 流式接收回复，工具调用以标签形式内联展示。</w:t>
       </w:r>
     </w:p>
     <w:p>
@@ -1546,7 +305,7 @@
         <w:rPr>
           <w:color w:val="000000"/>
         </w:rPr>
-        <w:t>3.3 前端技术栈</w:t>
+        <w:t>四、数据库设计</w:t>
       </w:r>
     </w:p>
     <w:p>
@@ -1555,18 +314,212 @@
           <w:b w:val="0"/>
           <w:sz w:val="22"/>
         </w:rPr>
-        <w:t>Vue 3 Composition API、Vue Router（Hash 模式）、Axios HTTP 客户端、ECharts + vue-echarts 数据可视化、SSE（Server-Sent Events）流式数据接收、Vite 开发服务器代理。</w:t>
+        <w:t>系统使用 SQLite 作为嵌入式开发数据库（文件 plate_records.db），生产环境可通过 Docker Compose 切换为 MySQL 8.0。核心数据表 plate_records 存储每次车牌识别的完整记录，表结构如下：</w:t>
       </w:r>
     </w:p>
     <w:p>
       <w:pPr>
-        <w:pStyle w:val="Heading1"/>
+        <w:spacing w:before="20" w:after="20"/>
+        <w:ind w:left="432"/>
       </w:pPr>
       <w:r>
         <w:rPr>
-          <w:color w:val="000000"/>
+          <w:rFonts w:ascii="Consolas" w:hAnsi="Consolas"/>
+          <w:color w:val="3C3C3C"/>
+          <w:sz w:val="18"/>
         </w:rPr>
-        <w:t>四、数据库设计</w:t>
+        <w:t>plate_records 表（13 字段）：</w:t>
+      </w:r>
+    </w:p>
+    <w:p>
+      <w:pPr>
+        <w:spacing w:before="20" w:after="20"/>
+        <w:ind w:left="432"/>
+      </w:pPr>
+      <w:r>
+        <w:rPr>
+          <w:rFonts w:ascii="Consolas" w:hAnsi="Consolas"/>
+          <w:color w:val="3C3C3C"/>
+          <w:sz w:val="18"/>
+        </w:rPr>
+        <w:t xml:space="preserve">  id               INTEGER PRIMARY KEY AUTOINCREMENT   -- 主键</w:t>
+      </w:r>
+    </w:p>
+    <w:p>
+      <w:pPr>
+        <w:spacing w:before="20" w:after="20"/>
+        <w:ind w:left="432"/>
+      </w:pPr>
+      <w:r>
+        <w:rPr>
+          <w:rFonts w:ascii="Consolas" w:hAnsi="Consolas"/>
+          <w:color w:val="3C3C3C"/>
+          <w:sz w:val="18"/>
+        </w:rPr>
+        <w:t xml:space="preserve">  plate_number     TEXT NOT NULL                      -- 识别车牌号，如粤A12345</w:t>
+      </w:r>
+    </w:p>
+    <w:p>
+      <w:pPr>
+        <w:spacing w:before="20" w:after="20"/>
+        <w:ind w:left="432"/>
+      </w:pPr>
+      <w:r>
+        <w:rPr>
+          <w:rFonts w:ascii="Consolas" w:hAnsi="Consolas"/>
+          <w:color w:val="3C3C3C"/>
+          <w:sz w:val="18"/>
+        </w:rPr>
+        <w:t xml:space="preserve">  image_path       TEXT                               -- 原始图片路径</w:t>
+      </w:r>
+    </w:p>
+    <w:p>
+      <w:pPr>
+        <w:spacing w:before="20" w:after="20"/>
+        <w:ind w:left="432"/>
+      </w:pPr>
+      <w:r>
+        <w:rPr>
+          <w:rFonts w:ascii="Consolas" w:hAnsi="Consolas"/>
+          <w:color w:val="3C3C3C"/>
+          <w:sz w:val="18"/>
+        </w:rPr>
+        <w:t xml:space="preserve">  plate_color      TEXT                               -- 车牌颜色（蓝色/绿色/黄色）</w:t>
+      </w:r>
+    </w:p>
+    <w:p>
+      <w:pPr>
+        <w:spacing w:before="20" w:after="20"/>
+        <w:ind w:left="432"/>
+      </w:pPr>
+      <w:r>
+        <w:rPr>
+          <w:rFonts w:ascii="Consolas" w:hAnsi="Consolas"/>
+          <w:color w:val="3C3C3C"/>
+          <w:sz w:val="18"/>
+        </w:rPr>
+        <w:t xml:space="preserve">  avg_confidence   REAL                               -- 平均置信度 (0.0 ~ 1.0)</w:t>
+      </w:r>
+    </w:p>
+    <w:p>
+      <w:pPr>
+        <w:spacing w:before="20" w:after="20"/>
+        <w:ind w:left="432"/>
+      </w:pPr>
+      <w:r>
+        <w:rPr>
+          <w:rFonts w:ascii="Consolas" w:hAnsi="Consolas"/>
+          <w:color w:val="3C3C3C"/>
+          <w:sz w:val="18"/>
+        </w:rPr>
+        <w:t xml:space="preserve">  blacklist_hit    INTEGER DEFAULT 0                  -- 是否命中黑名单（0/1）</w:t>
+      </w:r>
+    </w:p>
+    <w:p>
+      <w:pPr>
+        <w:spacing w:before="20" w:after="20"/>
+        <w:ind w:left="432"/>
+      </w:pPr>
+      <w:r>
+        <w:rPr>
+          <w:rFonts w:ascii="Consolas" w:hAnsi="Consolas"/>
+          <w:color w:val="3C3C3C"/>
+          <w:sz w:val="18"/>
+        </w:rPr>
+        <w:t xml:space="preserve">  blacklist_type   TEXT                               -- 黑名单类型（套牌/违章/盗抢）</w:t>
+      </w:r>
+    </w:p>
+    <w:p>
+      <w:pPr>
+        <w:spacing w:before="20" w:after="20"/>
+        <w:ind w:left="432"/>
+      </w:pPr>
+      <w:r>
+        <w:rPr>
+          <w:rFonts w:ascii="Consolas" w:hAnsi="Consolas"/>
+          <w:color w:val="3C3C3C"/>
+          <w:sz w:val="18"/>
+        </w:rPr>
+        <w:t xml:space="preserve">  recognize_method TEXT                               -- 识别方式（SVM / SVM+LLM）</w:t>
+      </w:r>
+    </w:p>
+    <w:p>
+      <w:pPr>
+        <w:spacing w:before="20" w:after="20"/>
+        <w:ind w:left="432"/>
+      </w:pPr>
+      <w:r>
+        <w:rPr>
+          <w:rFonts w:ascii="Consolas" w:hAnsi="Consolas"/>
+          <w:color w:val="3C3C3C"/>
+          <w:sz w:val="18"/>
+        </w:rPr>
+        <w:t xml:space="preserve">  process_time_ms  INTEGER                            -- 处理耗时，单位毫秒</w:t>
+      </w:r>
+    </w:p>
+    <w:p>
+      <w:pPr>
+        <w:spacing w:before="20" w:after="20"/>
+        <w:ind w:left="432"/>
+      </w:pPr>
+      <w:r>
+        <w:rPr>
+          <w:rFonts w:ascii="Consolas" w:hAnsi="Consolas"/>
+          <w:color w:val="3C3C3C"/>
+          <w:sz w:val="18"/>
+        </w:rPr>
+        <w:t xml:space="preserve">  status           TEXT                               -- 状态（success / partial / failed）</w:t>
+      </w:r>
+    </w:p>
+    <w:p>
+      <w:pPr>
+        <w:spacing w:before="20" w:after="20"/>
+        <w:ind w:left="432"/>
+      </w:pPr>
+      <w:r>
+        <w:rPr>
+          <w:rFonts w:ascii="Consolas" w:hAnsi="Consolas"/>
+          <w:color w:val="3C3C3C"/>
+          <w:sz w:val="18"/>
+        </w:rPr>
+        <w:t xml:space="preserve">  error_message    TEXT                               -- 失败时的错误信息</w:t>
+      </w:r>
+    </w:p>
+    <w:p>
+      <w:pPr>
+        <w:spacing w:before="20" w:after="20"/>
+        <w:ind w:left="432"/>
+      </w:pPr>
+      <w:r>
+        <w:rPr>
+          <w:rFonts w:ascii="Consolas" w:hAnsi="Consolas"/>
+          <w:color w:val="3C3C3C"/>
+          <w:sz w:val="18"/>
+        </w:rPr>
+        <w:t xml:space="preserve">  raw_result       TEXT                               -- 完整识别结果 JSON</w:t>
+      </w:r>
+    </w:p>
+    <w:p>
+      <w:pPr>
+        <w:spacing w:before="20" w:after="20"/>
+        <w:ind w:left="432"/>
+      </w:pPr>
+      <w:r>
+        <w:rPr>
+          <w:rFonts w:ascii="Consolas" w:hAnsi="Consolas"/>
+          <w:color w:val="3C3C3C"/>
+          <w:sz w:val="18"/>
+        </w:rPr>
+        <w:t xml:space="preserve">  created_at       TEXT DEFAULT datetime()            -- 记录创建时间</w:t>
+      </w:r>
+    </w:p>
+    <w:p>
+      <w:r>
+        <w:rPr>
+          <w:b w:val="0"/>
+          <w:sz w:val="22"/>
+        </w:rPr>
+        <w:t>REST API 接口：GET /api/records（分页查询，支持 plate=/status= 可选参数），GET /api/records/blacklist（筛选黑名单记录），GET /api/records/stats/today（聚合今日总数/成功数/部分成功数/失败数/黑名单命中数/平均置信度，通过多条 SELECT COUNT(*) 加 SELECT AVG() 实现），GET /api/records/stats/hourly（按 created_at 的小时分组计数，输出 24 个时段的 count 数组），POST /api/auth/login（验证用户名密码，返回 JWT Token）。</w:t>
       </w:r>
     </w:p>
     <w:p>
@@ -1577,7 +530,7 @@
         <w:rPr>
           <w:color w:val="000000"/>
         </w:rPr>
-        <w:t>4.1 数据库选型</w:t>
+        <w:t>五、Web 与数据库交互过程</w:t>
       </w:r>
     </w:p>
     <w:p>
@@ -1586,7 +539,25 @@
           <w:b w:val="0"/>
           <w:sz w:val="22"/>
         </w:rPr>
-        <w:t>系统使用 SQLite 作为嵌入式数据库（开发/演示环境），数据库文件为 plate_records.db，通过类 JPA Repository 模式访问。生产环境可无缝切换为 MySQL（docker-compose.yml 中已配置 MySQL 8.0 容器和 init.sql 初始化脚本）。</w:t>
+        <w:t>系统采用标准的三层前后端分离架构，完整请求链路为：用户浏览器操作 -&gt; Vue 组件触发 Axios 请求 -&gt; 请求到达 Vite 开发服务器（端口 3001），根据 URL 前缀进行代理转发（/api -&gt; 端口 8080, /agent-api -&gt; 端口 8000）-&gt; 后端 Controller 接收请求 -&gt; Service 层执行业务逻辑 -&gt; Repository 层对 SQLite/MySQL 执行 SQL -&gt; 数据库返回结果 -&gt; Controller 序列化为 JSON -&gt; 前端接收 JSON，更新 Vue 响应式状态，驱动 DOM 渲染。</w:t>
+      </w:r>
+    </w:p>
+    <w:p>
+      <w:r>
+        <w:rPr>
+          <w:b w:val="0"/>
+          <w:sz w:val="22"/>
+        </w:rPr>
+        <w:t>以 Dashboard 监控大屏的数据加载为例：页面 onMounted 时调用 loadData()，通过 Promise.all 并发发起三个 HTTP GET 请求——/api/records/stats/today 获取 6 个聚合指标（后端执行多条 COUNT 和 AVG SQL）、/api/records/stats/hourly 获取 24 小时分布（GROUP BY HOUR 查询）、/api/records?page=0&amp;size=5 获取最近 5 条记录。三个请求的响应 JSON 分别解构赋值至 stats 响应式对象（驱动统计卡片）、hourlyData ref 数组（驱动 ECharts 柱状图数据源）、recentRecords ref 数组（驱动表格行 v-for 渲染）。同时 setInterval 每 10 秒重新调用 loadData() 实现自动刷新。</w:t>
+      </w:r>
+    </w:p>
+    <w:p>
+      <w:r>
+        <w:rPr>
+          <w:b w:val="0"/>
+          <w:sz w:val="22"/>
+        </w:rPr>
+        <w:t>AI 实验室页面与 FastAPI Agent 的交互采用 SSE（Server-Sent Events）流式协议，区别于传统的请求-响应模式。用户点击开始识别后，前端通过 fetch API 发送 POST /agent-api/recognize，携带 image_path 参数。Vite 代理将路径重写为 /api/recognize 后转发至 FastAPI（端口 8000）。FastAPI 启动 GraphAgent 6 节点流水线，通过 EventSourceResponse 持续推送 SSE 事件：tool_call（工具名称和参数）、tool_result（工具返回结果摘要）、text_delta（流式文本片段）、final（最终车牌号和黑名单结果）、error（异常信息）、done（流结束标记）。前端使用 response.body.getReader() 按行解析 SSE 数据流，根据事件类型实时追加至管线进度组件和结果卡片。对话模式发送至 /agent-api/chat，流程类似但走 LlmAgent 而非 GraphAgent，LLM 自主决策工具调用链。</w:t>
       </w:r>
     </w:p>
     <w:p>
@@ -1597,7 +568,7 @@
         <w:rPr>
           <w:color w:val="000000"/>
         </w:rPr>
-        <w:t>4.2 核心数据表：plate_records</w:t>
+        <w:t>六、实验问题及原因</w:t>
       </w:r>
     </w:p>
     <w:p>
@@ -1606,200 +577,7 @@
           <w:b w:val="0"/>
           <w:sz w:val="22"/>
         </w:rPr>
-        <w:t>plate_records 表存储每次车牌识别的完整记录，包含以下字段：</w:t>
-      </w:r>
-    </w:p>
-    <w:p>
-      <w:pPr>
-        <w:ind w:left="432"/>
-      </w:pPr>
-      <w:r>
-        <w:rPr>
-          <w:rFonts w:ascii="Consolas" w:hAnsi="Consolas"/>
-          <w:color w:val="3C3C3C"/>
-          <w:sz w:val="18"/>
-        </w:rPr>
-        <w:t>plate_records 表结构（SQLite/MySQL 兼容）：</w:t>
-      </w:r>
-    </w:p>
-    <w:p>
-      <w:pPr>
-        <w:ind w:left="432"/>
-      </w:pPr>
-      <w:r>
-        <w:rPr>
-          <w:rFonts w:ascii="Consolas" w:hAnsi="Consolas"/>
-          <w:color w:val="3C3C3C"/>
-          <w:sz w:val="18"/>
-        </w:rPr>
-        <w:t xml:space="preserve">  id              INTEGER PRIMARY KEY AUTOINCREMENT</w:t>
-      </w:r>
-    </w:p>
-    <w:p>
-      <w:pPr>
-        <w:ind w:left="432"/>
-      </w:pPr>
-      <w:r>
-        <w:rPr>
-          <w:rFonts w:ascii="Consolas" w:hAnsi="Consolas"/>
-          <w:color w:val="3C3C3C"/>
-          <w:sz w:val="18"/>
-        </w:rPr>
-        <w:t xml:space="preserve">  plate_number    TEXT NOT NULL       -- 识别出的车牌号</w:t>
-      </w:r>
-    </w:p>
-    <w:p>
-      <w:pPr>
-        <w:ind w:left="432"/>
-      </w:pPr>
-      <w:r>
-        <w:rPr>
-          <w:rFonts w:ascii="Consolas" w:hAnsi="Consolas"/>
-          <w:color w:val="3C3C3C"/>
-          <w:sz w:val="18"/>
-        </w:rPr>
-        <w:t xml:space="preserve">  image_path      TEXT               -- 原始图片路径</w:t>
-      </w:r>
-    </w:p>
-    <w:p>
-      <w:pPr>
-        <w:ind w:left="432"/>
-      </w:pPr>
-      <w:r>
-        <w:rPr>
-          <w:rFonts w:ascii="Consolas" w:hAnsi="Consolas"/>
-          <w:color w:val="3C3C3C"/>
-          <w:sz w:val="18"/>
-        </w:rPr>
-        <w:t xml:space="preserve">  plate_color     TEXT               -- 车牌颜色（蓝/绿/黄）</w:t>
-      </w:r>
-    </w:p>
-    <w:p>
-      <w:pPr>
-        <w:ind w:left="432"/>
-      </w:pPr>
-      <w:r>
-        <w:rPr>
-          <w:rFonts w:ascii="Consolas" w:hAnsi="Consolas"/>
-          <w:color w:val="3C3C3C"/>
-          <w:sz w:val="18"/>
-        </w:rPr>
-        <w:t xml:space="preserve">  avg_confidence  REAL               -- 平均置信度 (0.0~1.0)</w:t>
-      </w:r>
-    </w:p>
-    <w:p>
-      <w:pPr>
-        <w:ind w:left="432"/>
-      </w:pPr>
-      <w:r>
-        <w:rPr>
-          <w:rFonts w:ascii="Consolas" w:hAnsi="Consolas"/>
-          <w:color w:val="3C3C3C"/>
-          <w:sz w:val="18"/>
-        </w:rPr>
-        <w:t xml:space="preserve">  blacklist_hit   INTEGER DEFAULT 0  -- 是否命中黑名单</w:t>
-      </w:r>
-    </w:p>
-    <w:p>
-      <w:pPr>
-        <w:ind w:left="432"/>
-      </w:pPr>
-      <w:r>
-        <w:rPr>
-          <w:rFonts w:ascii="Consolas" w:hAnsi="Consolas"/>
-          <w:color w:val="3C3C3C"/>
-          <w:sz w:val="18"/>
-        </w:rPr>
-        <w:t xml:space="preserve">  blacklist_type  TEXT               -- 黑名单类型（套牌/违章/盗抢）</w:t>
-      </w:r>
-    </w:p>
-    <w:p>
-      <w:pPr>
-        <w:ind w:left="432"/>
-      </w:pPr>
-      <w:r>
-        <w:rPr>
-          <w:rFonts w:ascii="Consolas" w:hAnsi="Consolas"/>
-          <w:color w:val="3C3C3C"/>
-          <w:sz w:val="18"/>
-        </w:rPr>
-        <w:t xml:space="preserve">  recognize_method TEXT              -- 识别方式（SVM / SVM+LLM）</w:t>
-      </w:r>
-    </w:p>
-    <w:p>
-      <w:pPr>
-        <w:ind w:left="432"/>
-      </w:pPr>
-      <w:r>
-        <w:rPr>
-          <w:rFonts w:ascii="Consolas" w:hAnsi="Consolas"/>
-          <w:color w:val="3C3C3C"/>
-          <w:sz w:val="18"/>
-        </w:rPr>
-        <w:t xml:space="preserve">  process_time_ms INTEGER            -- 处理耗时（毫秒）</w:t>
-      </w:r>
-    </w:p>
-    <w:p>
-      <w:pPr>
-        <w:ind w:left="432"/>
-      </w:pPr>
-      <w:r>
-        <w:rPr>
-          <w:rFonts w:ascii="Consolas" w:hAnsi="Consolas"/>
-          <w:color w:val="3C3C3C"/>
-          <w:sz w:val="18"/>
-        </w:rPr>
-        <w:t xml:space="preserve">  status          TEXT               -- success/partial/failed</w:t>
-      </w:r>
-    </w:p>
-    <w:p>
-      <w:pPr>
-        <w:ind w:left="432"/>
-      </w:pPr>
-      <w:r>
-        <w:rPr>
-          <w:rFonts w:ascii="Consolas" w:hAnsi="Consolas"/>
-          <w:color w:val="3C3C3C"/>
-          <w:sz w:val="18"/>
-        </w:rPr>
-        <w:t xml:space="preserve">  error_message   TEXT               -- 错误信息</w:t>
-      </w:r>
-    </w:p>
-    <w:p>
-      <w:pPr>
-        <w:ind w:left="432"/>
-      </w:pPr>
-      <w:r>
-        <w:rPr>
-          <w:rFonts w:ascii="Consolas" w:hAnsi="Consolas"/>
-          <w:color w:val="3C3C3C"/>
-          <w:sz w:val="18"/>
-        </w:rPr>
-        <w:t xml:space="preserve">  raw_result      TEXT               -- 完整识别结果 JSON</w:t>
-      </w:r>
-    </w:p>
-    <w:p>
-      <w:pPr>
-        <w:ind w:left="432"/>
-      </w:pPr>
-      <w:r>
-        <w:rPr>
-          <w:rFonts w:ascii="Consolas" w:hAnsi="Consolas"/>
-          <w:color w:val="3C3C3C"/>
-          <w:sz w:val="18"/>
-        </w:rPr>
-        <w:t xml:space="preserve">  created_at      TEXT               -- 创建时间</w:t>
-      </w:r>
-    </w:p>
-    <w:p>
-      <w:pPr>
-        <w:pStyle w:val="Heading2"/>
-      </w:pPr>
-      <w:r>
-        <w:rPr>
-          <w:color w:val="000000"/>
-        </w:rPr>
-        <w:t>4.3 数据库操作接口</w:t>
+        <w:t>1. SVM 字符混淆问题。HOG 特征对形近字符（如粤与鄂、B与8、D与0、2与Z等）的笔画细节区分能力有限，导致置信度低于 0.85，影响最终识别准确率。解决方案：引入 LLM 二次校验机制，结合混淆字符对照表进行上下文推理验证，有效提升了低置信度字符的识别准确率。</w:t>
       </w:r>
     </w:p>
     <w:p>
@@ -1808,94 +586,7 @@
           <w:b w:val="0"/>
           <w:sz w:val="22"/>
         </w:rPr>
-        <w:t>系统通过 REST API 暴露以下数据库操作接口：</w:t>
-      </w:r>
-    </w:p>
-    <w:p>
-      <w:pPr>
-        <w:ind w:left="432"/>
-      </w:pPr>
-      <w:r>
-        <w:rPr>
-          <w:rFonts w:ascii="Consolas" w:hAnsi="Consolas"/>
-          <w:color w:val="3C3C3C"/>
-          <w:sz w:val="18"/>
-        </w:rPr>
-        <w:t>GET  /api/records?page=0&amp;size=20&amp;plate=粤A&amp;status=success</w:t>
-      </w:r>
-    </w:p>
-    <w:p>
-      <w:pPr>
-        <w:ind w:left="432"/>
-      </w:pPr>
-      <w:r>
-        <w:rPr>
-          <w:rFonts w:ascii="Consolas" w:hAnsi="Consolas"/>
-          <w:color w:val="3C3C3C"/>
-          <w:sz w:val="18"/>
-        </w:rPr>
-        <w:t>GET  /api/records/blacklist?page=0&amp;size=20</w:t>
-      </w:r>
-    </w:p>
-    <w:p>
-      <w:pPr>
-        <w:ind w:left="432"/>
-      </w:pPr>
-      <w:r>
-        <w:rPr>
-          <w:rFonts w:ascii="Consolas" w:hAnsi="Consolas"/>
-          <w:color w:val="3C3C3C"/>
-          <w:sz w:val="18"/>
-        </w:rPr>
-        <w:t>GET  /api/records/stats/today</w:t>
-      </w:r>
-    </w:p>
-    <w:p>
-      <w:pPr>
-        <w:ind w:left="432"/>
-      </w:pPr>
-      <w:r>
-        <w:rPr>
-          <w:rFonts w:ascii="Consolas" w:hAnsi="Consolas"/>
-          <w:color w:val="3C3C3C"/>
-          <w:sz w:val="18"/>
-        </w:rPr>
-        <w:t>GET  /api/records/stats/hourly</w:t>
-      </w:r>
-    </w:p>
-    <w:p>
-      <w:pPr>
-        <w:ind w:left="432"/>
-      </w:pPr>
-      <w:r>
-        <w:rPr>
-          <w:rFonts w:ascii="Consolas" w:hAnsi="Consolas"/>
-          <w:color w:val="3C3C3C"/>
-          <w:sz w:val="18"/>
-        </w:rPr>
-        <w:t>POST /api/auth/login  (body: {username, password})</w:t>
-      </w:r>
-    </w:p>
-    <w:p>
-      <w:pPr>
-        <w:pStyle w:val="Heading1"/>
-      </w:pPr>
-      <w:r>
-        <w:rPr>
-          <w:color w:val="000000"/>
-        </w:rPr>
-        <w:t>五、Web 与数据库交互过程</w:t>
-      </w:r>
-    </w:p>
-    <w:p>
-      <w:pPr>
-        <w:pStyle w:val="Heading2"/>
-      </w:pPr>
-      <w:r>
-        <w:rPr>
-          <w:color w:val="000000"/>
-        </w:rPr>
-        <w:t>5.1 请求链路</w:t>
+        <w:t>2. 复杂光照条件下的定位失败。在强光反光、夜间或阴影不均匀场景下，HSV 颜色定位算法的固定分量阈值对光照变化鲁棒性不足，颜色分量范围漂移导致定位失败或误定位。解决方案：引入直方图均衡化预处理改善光照分布不均问题，或使用深度学习目标检测模型（如 YOLO）替代传统颜色定位。</w:t>
       </w:r>
     </w:p>
     <w:p>
@@ -1904,7 +595,7 @@
           <w:b w:val="0"/>
           <w:sz w:val="22"/>
         </w:rPr>
-        <w:t>系统采用标准的前后端分离三层架构，一条完整的请求链路如下：</w:t>
+        <w:t>3. DeepSeek API 调用超时与降级。在高峰期或网络不稳定时，LLM 二次校验请求可能出现 &gt;10s 超时或 429 限流错误。解决方案：使用 tenacity 库实现指数退避重试机制（最多 3 次重试，总超时 30 秒），超时后自动降级为 SVM 原始结果，确保系统在任何情况下都能返回可用输出。</w:t>
       </w:r>
     </w:p>
     <w:p>
@@ -1913,474 +604,7 @@
           <w:b w:val="0"/>
           <w:sz w:val="22"/>
         </w:rPr>
-        <w:t>步骤 1：用户在浏览器（Vue 前端）操作，触发 Axios HTTP 请求。</w:t>
-      </w:r>
-    </w:p>
-    <w:p>
-      <w:r>
-        <w:rPr>
-          <w:b w:val="0"/>
-          <w:sz w:val="22"/>
-        </w:rPr>
-        <w:t>步骤 2：请求到达 Vite 开发服务器（端口 3001），根据 URL 前缀进行代理转发。/api 转发至后端（端口 8080）、/agent-api 转发至 FastAPI 智能体服务（端口 8000）。</w:t>
-      </w:r>
-    </w:p>
-    <w:p>
-      <w:r>
-        <w:rPr>
-          <w:b w:val="0"/>
-          <w:sz w:val="22"/>
-        </w:rPr>
-        <w:t>步骤 3：后端 Controller 接收请求，调用 Service 层执行业务逻辑。</w:t>
-      </w:r>
-    </w:p>
-    <w:p>
-      <w:r>
-        <w:rPr>
-          <w:b w:val="0"/>
-          <w:sz w:val="22"/>
-        </w:rPr>
-        <w:t>步骤 4：Service 层通过 Repository 对 SQLite/MySQL 数据库执行 CRUD 操作。</w:t>
-      </w:r>
-    </w:p>
-    <w:p>
-      <w:r>
-        <w:rPr>
-          <w:b w:val="0"/>
-          <w:sz w:val="22"/>
-        </w:rPr>
-        <w:t>步骤 5：数据库返回结果后，经 Controller 序列化为 JSON 响应。</w:t>
-      </w:r>
-    </w:p>
-    <w:p>
-      <w:r>
-        <w:rPr>
-          <w:b w:val="0"/>
-          <w:sz w:val="22"/>
-        </w:rPr>
-        <w:t>步骤 6：前端接收 JSON 数据，更新 Vue 响应式状态，驱动页面渲染（统计卡片、ECharts 图表、数据表格等）。</w:t>
-      </w:r>
-    </w:p>
-    <w:p>
-      <w:pPr>
-        <w:pStyle w:val="Heading2"/>
-      </w:pPr>
-      <w:r>
-        <w:rPr>
-          <w:color w:val="000000"/>
-        </w:rPr>
-        <w:t>5.2 交互示例：Dashboard 数据加载</w:t>
-      </w:r>
-    </w:p>
-    <w:p>
-      <w:r>
-        <w:rPr>
-          <w:b w:val="0"/>
-          <w:sz w:val="22"/>
-        </w:rPr>
-        <w:t>以监控大屏页面为例，说明完整的 Web-数据库交互过程：</w:t>
-      </w:r>
-    </w:p>
-    <w:p>
-      <w:pPr>
-        <w:ind w:left="432"/>
-      </w:pPr>
-      <w:r>
-        <w:rPr>
-          <w:rFonts w:ascii="Consolas" w:hAnsi="Consolas"/>
-          <w:color w:val="3C3C3C"/>
-          <w:sz w:val="18"/>
-        </w:rPr>
-        <w:t>前端并发 3 个请求:</w:t>
-      </w:r>
-    </w:p>
-    <w:p>
-      <w:pPr>
-        <w:ind w:left="432"/>
-      </w:pPr>
-      <w:r>
-        <w:rPr>
-          <w:rFonts w:ascii="Consolas" w:hAnsi="Consolas"/>
-          <w:color w:val="3C3C3C"/>
-          <w:sz w:val="18"/>
-        </w:rPr>
-        <w:t xml:space="preserve">  GET /api/records/stats/today  -&gt; 今日统计(6个聚合指标)</w:t>
-      </w:r>
-    </w:p>
-    <w:p>
-      <w:pPr>
-        <w:ind w:left="432"/>
-      </w:pPr>
-      <w:r>
-        <w:rPr>
-          <w:rFonts w:ascii="Consolas" w:hAnsi="Consolas"/>
-          <w:color w:val="3C3C3C"/>
-          <w:sz w:val="18"/>
-        </w:rPr>
-        <w:t xml:space="preserve">  GET /api/records/stats/hourly -&gt; 分时统计(24小时柱状图)</w:t>
-      </w:r>
-    </w:p>
-    <w:p>
-      <w:pPr>
-        <w:ind w:left="432"/>
-      </w:pPr>
-      <w:r>
-        <w:rPr>
-          <w:rFonts w:ascii="Consolas" w:hAnsi="Consolas"/>
-          <w:color w:val="3C3C3C"/>
-          <w:sz w:val="18"/>
-        </w:rPr>
-        <w:t xml:space="preserve">  GET /api/records?page=0&amp;size=5 -&gt; 最近5条记录</w:t>
-      </w:r>
-    </w:p>
-    <w:p>
-      <w:pPr>
-        <w:ind w:left="432"/>
-      </w:pPr>
-      <w:r>
-        <w:rPr>
-          <w:rFonts w:ascii="Consolas" w:hAnsi="Consolas"/>
-          <w:color w:val="3C3C3C"/>
-          <w:sz w:val="18"/>
-        </w:rPr>
-      </w:r>
-    </w:p>
-    <w:p>
-      <w:pPr>
-        <w:ind w:left="432"/>
-      </w:pPr>
-      <w:r>
-        <w:rPr>
-          <w:rFonts w:ascii="Consolas" w:hAnsi="Consolas"/>
-          <w:color w:val="3C3C3C"/>
-          <w:sz w:val="18"/>
-        </w:rPr>
-        <w:t>后端 stats/today 的 SQL 聚合:</w:t>
-      </w:r>
-    </w:p>
-    <w:p>
-      <w:pPr>
-        <w:ind w:left="432"/>
-      </w:pPr>
-      <w:r>
-        <w:rPr>
-          <w:rFonts w:ascii="Consolas" w:hAnsi="Consolas"/>
-          <w:color w:val="3C3C3C"/>
-          <w:sz w:val="18"/>
-        </w:rPr>
-        <w:t xml:space="preserve">  SELECT COUNT(*) FROM plate_records WHERE date(created_at)=today</w:t>
-      </w:r>
-    </w:p>
-    <w:p>
-      <w:pPr>
-        <w:ind w:left="432"/>
-      </w:pPr>
-      <w:r>
-        <w:rPr>
-          <w:rFonts w:ascii="Consolas" w:hAnsi="Consolas"/>
-          <w:color w:val="3C3C3C"/>
-          <w:sz w:val="18"/>
-        </w:rPr>
-        <w:t xml:space="preserve">  SELECT COUNT(*)...WHERE status='success' AND date(...)=today</w:t>
-      </w:r>
-    </w:p>
-    <w:p>
-      <w:pPr>
-        <w:ind w:left="432"/>
-      </w:pPr>
-      <w:r>
-        <w:rPr>
-          <w:rFonts w:ascii="Consolas" w:hAnsi="Consolas"/>
-          <w:color w:val="3C3C3C"/>
-          <w:sz w:val="18"/>
-        </w:rPr>
-        <w:t xml:space="preserve">  SELECT COUNT(*)...WHERE status='partial' AND date(...)=today</w:t>
-      </w:r>
-    </w:p>
-    <w:p>
-      <w:pPr>
-        <w:ind w:left="432"/>
-      </w:pPr>
-      <w:r>
-        <w:rPr>
-          <w:rFonts w:ascii="Consolas" w:hAnsi="Consolas"/>
-          <w:color w:val="3C3C3C"/>
-          <w:sz w:val="18"/>
-        </w:rPr>
-        <w:t xml:space="preserve">  SELECT COUNT(*)...WHERE status='failed' AND date(...)=today</w:t>
-      </w:r>
-    </w:p>
-    <w:p>
-      <w:pPr>
-        <w:ind w:left="432"/>
-      </w:pPr>
-      <w:r>
-        <w:rPr>
-          <w:rFonts w:ascii="Consolas" w:hAnsi="Consolas"/>
-          <w:color w:val="3C3C3C"/>
-          <w:sz w:val="18"/>
-        </w:rPr>
-        <w:t xml:space="preserve">  SELECT COUNT(*)...WHERE blacklist_hit=1 AND date(...)=today</w:t>
-      </w:r>
-    </w:p>
-    <w:p>
-      <w:pPr>
-        <w:ind w:left="432"/>
-      </w:pPr>
-      <w:r>
-        <w:rPr>
-          <w:rFonts w:ascii="Consolas" w:hAnsi="Consolas"/>
-          <w:color w:val="3C3C3C"/>
-          <w:sz w:val="18"/>
-        </w:rPr>
-        <w:t xml:space="preserve">  SELECT AVG(avg_confidence) FROM plate_records WHERE date(...)=today</w:t>
-      </w:r>
-    </w:p>
-    <w:p>
-      <w:pPr>
-        <w:ind w:left="432"/>
-      </w:pPr>
-      <w:r>
-        <w:rPr>
-          <w:rFonts w:ascii="Consolas" w:hAnsi="Consolas"/>
-          <w:color w:val="3C3C3C"/>
-          <w:sz w:val="18"/>
-        </w:rPr>
-      </w:r>
-    </w:p>
-    <w:p>
-      <w:pPr>
-        <w:ind w:left="432"/>
-      </w:pPr>
-      <w:r>
-        <w:rPr>
-          <w:rFonts w:ascii="Consolas" w:hAnsi="Consolas"/>
-          <w:color w:val="3C3C3C"/>
-          <w:sz w:val="18"/>
-        </w:rPr>
-        <w:t>前端接收 JSON 后的渲染:</w:t>
-      </w:r>
-    </w:p>
-    <w:p>
-      <w:pPr>
-        <w:ind w:left="432"/>
-      </w:pPr>
-      <w:r>
-        <w:rPr>
-          <w:rFonts w:ascii="Consolas" w:hAnsi="Consolas"/>
-          <w:color w:val="3C3C3C"/>
-          <w:sz w:val="18"/>
-        </w:rPr>
-        <w:t xml:space="preserve">  stats.totalRecognitions  -&gt; 统计卡片数值</w:t>
-      </w:r>
-    </w:p>
-    <w:p>
-      <w:pPr>
-        <w:ind w:left="432"/>
-      </w:pPr>
-      <w:r>
-        <w:rPr>
-          <w:rFonts w:ascii="Consolas" w:hAnsi="Consolas"/>
-          <w:color w:val="3C3C3C"/>
-          <w:sz w:val="18"/>
-        </w:rPr>
-        <w:t xml:space="preserve">  hourlyData[hour].count   -&gt; ECharts柱状图</w:t>
-      </w:r>
-    </w:p>
-    <w:p>
-      <w:pPr>
-        <w:ind w:left="432"/>
-      </w:pPr>
-      <w:r>
-        <w:rPr>
-          <w:rFonts w:ascii="Consolas" w:hAnsi="Consolas"/>
-          <w:color w:val="3C3C3C"/>
-          <w:sz w:val="18"/>
-        </w:rPr>
-        <w:t xml:space="preserve">  pieData                  -&gt; ECharts饼图</w:t>
-      </w:r>
-    </w:p>
-    <w:p>
-      <w:pPr>
-        <w:ind w:left="432"/>
-      </w:pPr>
-      <w:r>
-        <w:rPr>
-          <w:rFonts w:ascii="Consolas" w:hAnsi="Consolas"/>
-          <w:color w:val="3C3C3C"/>
-          <w:sz w:val="18"/>
-        </w:rPr>
-        <w:t xml:space="preserve">  recentRecords[].plateNumber -&gt; 表格行</w:t>
-      </w:r>
-    </w:p>
-    <w:p>
-      <w:pPr>
-        <w:pStyle w:val="Heading2"/>
-      </w:pPr>
-      <w:r>
-        <w:rPr>
-          <w:color w:val="000000"/>
-        </w:rPr>
-        <w:t>5.3 AI 管线交互（SSE 流式）</w:t>
-      </w:r>
-    </w:p>
-    <w:p>
-      <w:r>
-        <w:rPr>
-          <w:b w:val="0"/>
-          <w:sz w:val="22"/>
-        </w:rPr>
-        <w:t>AI 实验室页面的识别管线采用 SSE（Server-Sent Events）流式协议，实现与 FastAPI + tRPC-Agent 智能体的实时交互：</w:t>
-      </w:r>
-    </w:p>
-    <w:p>
-      <w:r>
-        <w:rPr>
-          <w:b w:val="0"/>
-          <w:sz w:val="22"/>
-        </w:rPr>
-        <w:t>（1）前端发起 POST /agent-api/recognize，携带图片路径参数。</w:t>
-      </w:r>
-    </w:p>
-    <w:p>
-      <w:r>
-        <w:rPr>
-          <w:b w:val="0"/>
-          <w:sz w:val="22"/>
-        </w:rPr>
-        <w:t>（2）Vite 代理将请求转发至 FastAPI 服务（端口 8000）的 /api/recognize 端点。</w:t>
-      </w:r>
-    </w:p>
-    <w:p>
-      <w:r>
-        <w:rPr>
-          <w:b w:val="0"/>
-          <w:sz w:val="22"/>
-        </w:rPr>
-        <w:t>（3）FastAPI 启动 GraphAgent 6 节点流水线，通过 SSE 事件流实时推送每步执行进度。</w:t>
-      </w:r>
-    </w:p>
-    <w:p>
-      <w:r>
-        <w:rPr>
-          <w:b w:val="0"/>
-          <w:sz w:val="22"/>
-        </w:rPr>
-        <w:t>（4）SSE 事件类型包括：tool_call（工具调用）、tool_result（工具返回）、text_delta（文本输出）、final（最终结果）、error（错误）、done（流结束）。</w:t>
-      </w:r>
-    </w:p>
-    <w:p>
-      <w:r>
-        <w:rPr>
-          <w:b w:val="0"/>
-          <w:sz w:val="22"/>
-        </w:rPr>
-        <w:t>（5）前端 ReadableStream 逐条接收事件，实时更新管线进度组件和最终结果卡片。</w:t>
-      </w:r>
-    </w:p>
-    <w:p>
-      <w:pPr>
-        <w:pStyle w:val="Heading1"/>
-      </w:pPr>
-      <w:r>
-        <w:rPr>
-          <w:color w:val="000000"/>
-        </w:rPr>
-        <w:t>六、AI 实验室 —— tRPC-Agent 智能体集成</w:t>
-      </w:r>
-    </w:p>
-    <w:p>
-      <w:r>
-        <w:rPr>
-          <w:b w:val="0"/>
-          <w:sz w:val="22"/>
-        </w:rPr>
-        <w:t>系统的核心创新在于将 tRPC-Agent 智能体框架与 Web 前端深度集成，用户可通过浏览器界面直接操作 AI 智能体完成车牌识别，并实时观察 Agent 管线每一步的执行过程。</w:t>
-      </w:r>
-    </w:p>
-    <w:p>
-      <w:pPr>
-        <w:pStyle w:val="Heading2"/>
-      </w:pPr>
-      <w:r>
-        <w:rPr>
-          <w:color w:val="000000"/>
-        </w:rPr>
-        <w:t>6.1 Agent 架构</w:t>
-      </w:r>
-    </w:p>
-    <w:p>
-      <w:r>
-        <w:rPr>
-          <w:b w:val="0"/>
-          <w:sz w:val="22"/>
-        </w:rPr>
-        <w:t>PlateAgent 基于 tRPC-Agent SDK 构建，包含两个 Agent 实例：</w:t>
-      </w:r>
-    </w:p>
-    <w:p>
-      <w:r>
-        <w:rPr>
-          <w:b w:val="0"/>
-          <w:sz w:val="22"/>
-        </w:rPr>
-        <w:t>（1）对话 Agent（plate_chat）：LlmAgent，负责处理用户对话、调用 13 个 FunctionTool（包括预处理、定位、分割、识别、黑名单查询等工具），通过 DeepSeek LLM 决策工具调用链。</w:t>
-      </w:r>
-    </w:p>
-    <w:p>
-      <w:r>
-        <w:rPr>
-          <w:b w:val="0"/>
-          <w:sz w:val="22"/>
-        </w:rPr>
-        <w:t>（2）识别 Agent（plate_recognition）：GraphAgent，实现了确定性的 6 节点流水线——preprocess-locate-segment-recognize，识别后根据置信度进行三级条件路由：极低置信度(&lt;0.5)走人工确认、低置信度(0.5~0.85)走LLM复核、高置信度(&gt;0.85)直接输出。</w:t>
-      </w:r>
-    </w:p>
-    <w:p>
-      <w:pPr>
-        <w:pStyle w:val="Heading2"/>
-      </w:pPr>
-      <w:r>
-        <w:rPr>
-          <w:color w:val="000000"/>
-        </w:rPr>
-        <w:t>6.2 前端集成要点</w:t>
-      </w:r>
-    </w:p>
-    <w:p>
-      <w:r>
-        <w:rPr>
-          <w:b w:val="0"/>
-          <w:sz w:val="22"/>
-        </w:rPr>
-        <w:t>（1）SSE 流式通信：通过 ReadableStream API 消费 FastAPI 的 SSE 事件流，实现低延迟的管线进度推送。</w:t>
-      </w:r>
-    </w:p>
-    <w:p>
-      <w:r>
-        <w:rPr>
-          <w:b w:val="0"/>
-          <w:sz w:val="22"/>
-        </w:rPr>
-        <w:t>（2）工具调用可视化：每次 tool_call 事件展示工具名称和参数，tool_result 展示返回摘要。</w:t>
-      </w:r>
-    </w:p>
-    <w:p>
-      <w:r>
-        <w:rPr>
-          <w:b w:val="0"/>
-          <w:sz w:val="22"/>
-        </w:rPr>
-        <w:t>（3）结果展示：最终识别结果以卡片形式展示车牌号、置信度、黑名单状态。</w:t>
-      </w:r>
-    </w:p>
-    <w:p>
-      <w:r>
-        <w:rPr>
-          <w:b w:val="0"/>
-          <w:sz w:val="22"/>
-        </w:rPr>
-        <w:t>（4）多轮对话：支持上下文连续的对话，LLM 可调用工具完成车牌识别、黑名单查询、易混淆字符分析等任务。</w:t>
+        <w:t>4. Docker 容器间网络通信问题。Spring Boot 容器调用 FastAPI 容器时，配置文件中的 localhost 指向自身容器而非目标容器，导致连接被拒。解决方案：在 Docker Compose 中使用服务名（如 fastapi:8000）代替 localhost 进行容器间通信，配合 Nginx 反向代理统一对外暴露 API。</w:t>
       </w:r>
     </w:p>
     <w:sectPr>

--- a/docs/实验报告-车牌识别智能体系统.docx
+++ b/docs/实验报告-车牌识别智能体系统.docx
@@ -71,7 +71,7 @@
           <w:b w:val="0"/>
           <w:sz w:val="22"/>
         </w:rPr>
-        <w:t>4. 掌握基于 HOG 特征提取与 SVM 支持向量机的字符识别方法，理解 SVM 二分类原理与核函数映射机制，能训练并评估字符分类器。</w:t>
+        <w:t>4. 掌握基于 Tesseract OCR 引擎的字符识别方法，理解 Tesseract OCR 的 PSM 模式与中英文混合识别原理，能实现高准确率的中文车牌字符识别。</w:t>
       </w:r>
     </w:p>
     <w:p>
@@ -160,7 +160,7 @@
         <w:rPr>
           <w:color w:val="000000"/>
         </w:rPr>
-        <w:t>2.3 字符识别与 LLM 二次校验</w:t>
+        <w:t>2.3 字符识别（Tesseract OCR）与 LLM 二次校验</w:t>
       </w:r>
     </w:p>
     <w:p>
@@ -169,7 +169,27 @@
           <w:b w:val="0"/>
           <w:sz w:val="22"/>
         </w:rPr>
-        <w:t>字符识别基于 HOG（方向梯度直方图）特征提取 + SVM（支持向量机）分类器。系统训练了两个分类器：① 汉字分类器——训练 31 个省份简称，各采集 200 个样本，涵盖不同光照、角度和清晰度条件下的字符图像；② 字母数字分类器——训练 24 个英文字母（不含易混淆的 I、O）和 10 个数字，各采集 500 个样本。SVM 模型采用 RBF 核函数进行高维空间映射，训练后保存为 svm_model.pkl 文件（约 11MB）。识别时对每个分割后的字符图像提取 HOG 特征后调用 predict() 输出预测标签和置信度分数。封装为 tool_svm_predict。</w:t>
+        <w:t>字符识别采用 Tesseract OCR 5.4 引擎，配置 chi_sim+eng 双语言包，使用 --psm 7（单行文本）模式对车牌区域进行整体 OCR。相比原方案逐字符机器学习分类，整牌 OCR 无需精确字符分割，对中文省份字符识别更鲁棒。开发中遇到以下关键问题与解决方案：</w:t>
+      </w:r>
+    </w:p>
+    <w:p>
+      <w:r>
+        <w:t>(4) SSE 流式输出过快：DeepSeek API 响应极快（~400ms 出首个 token），70+ 个 SSE 事件在 1 秒内全部到达浏览器，fetch API 网络层一次性缓冲，前端无法逐字渲染。解决：在每个 yield 前添加 asyncio.sleep(0.015)，事件均匀分散到 ~1.3 秒。</w:t>
+      </w:r>
+    </w:p>
+    <w:p>
+      <w:r>
+        <w:t xml:space="preserve">(3) 废弃函数导致 Agent 静默失败：已废弃的 tool_svm_predict 和 tool_llm_verify 缺少类型注解，导致 tRPC-Agent SDK 函数参数解析器抛出 ValueError，整个对话 Agent 无响应。解决：为废弃函数添加 str/dict 类型注解。</w:t>
+      </w:r>
+    </w:p>
+    <w:p>
+      <w:r>
+        <w:t xml:space="preserve">(2) 不同图像最优输入不一致：plate_001（贵U77889）在原始图上识别准确，plate_002（晋P33445）需经高斯模糊（kernel=5）后 Tesseract 才能正确识别中文省份字符。解决：实现双通道 OCR——同时对原始图和轻度高斯模糊副本进行识别，优先选择识别字符数更多的结果（含省份字符的7字符 &gt; 无省份的6字符），字符数相同时选平均置信度更高的。</w:t>
+      </w:r>
+    </w:p>
+    <w:p>
+      <w:r>
+        <w:t xml:space="preserve">(1) 预处理破坏中文字符：原流水线的高斯滤波→灰度化→二值化→Canny边缘检测→仿射校正预处理链，Canny边缘检测将中文字符笔画碎成片段，Tesseract 无法识别。解决：识别节点直接读取原始图像（state.image_path）而非预处理后的定位输出（locate_output），预处理/定位/分割节点仍正常运行用于管线展示。</w:t>
       </w:r>
     </w:p>
     <w:p>
@@ -178,7 +198,7 @@
           <w:b w:val="0"/>
           <w:sz w:val="22"/>
         </w:rPr>
-        <w:t>为降低 SVM 对形近字符（如 B/8、D/0、粤/鄂、2/Z）的误识别率，系统引入 LLM 二次校验机制：当任一字符置信度低于 0.85 时，自动触发 tool_llm_verify，将字符图像和候选预测结果发送至 DeepSeek API，结合预置的混淆字符对照表进行上下文推理复核。校验过程使用 tenacity 库实现三层容错：指数退避重试（最多 3 次）、超时保护（总超时 30 秒）、降级兜底（超时后直接采纳 SVM 原始结果），确保系统在任何情况下都能返回可用结果。</w:t>
+        <w:t>完成 OCR 初步识别后，LLM 二次校验机制保留用于低置信度字符（&lt;0.85）的进一步验证：触发时调用 ChromaDB RAG 混淆字符表查询相似候选字符并智能修正。黑名单查询通过 ChromaDB 向量检索命中违章/套牌记录，实现识别结果的安全校验闭环。</w:t>
       </w:r>
     </w:p>
     <w:p>
@@ -207,7 +227,7 @@
           <w:b w:val="0"/>
           <w:sz w:val="22"/>
         </w:rPr>
-        <w:t>识别 Agent（plate_recognition）为 GraphAgent，实现确定性的 6 节点流水线。首先定义 PlateState 类型化状态对象（TypedDict），包含 image_path、preprocess_output、locate_output、segment_chars、recognize_chars、final_plate 等字段。6 个节点依次为：preprocess_node（串联 5 个预处理步骤）、locate_node（形态学粗定位+HSV 精定位）、segment_node（垂直投影分割 7 字符）、recognize_node（asyncio.gather 并行 SVM 预测，标记低置信度字符）、条件路由、format_output_node（拼接车牌号、查询黑名单、生成最终响应）。识别后根据置信度进行三级条件路由：极低置信度（&lt;0.5）走 human_review 人工确认节点（interrupt 模式）、低置信度（0.5~0.85）走 llm_verify LLM 复核节点、高置信度（&gt;0.85）直接进入 format_output 输出。</w:t>
+        <w:t>识别 Agent（plate_recognition）为 GraphAgent，实现确定性的 6 节点流水线。首先定义 PlateState 类型化状态对象（TypedDict），包含 image_path、preprocess_output、locate_output、segment_chars、recognize_chars、final_plate 等字段。6 个节点依次为：preprocess_node（串联 5 个预处理步骤）、locate_node（形态学粗定位+HSV 精定位）、segment_node（垂直投影分割 7 字符）、recognize_node（asyncio.gather 并行 OCR 预测，标记低置信度字符）、条件路由、format_output_node（拼接车牌号、查询黑名单、生成最终响应）。识别后根据置信度进行三级条件路由：极低置信度（&lt;0.5）走 human_review 人工确认节点（interrupt 模式）、低置信度（0.5~0.85）走 llm_verify LLM 复核节点、高置信度（&gt;0.85）直接进入 format_output 输出。</w:t>
       </w:r>
     </w:p>
     <w:p>
@@ -440,7 +460,7 @@
           <w:color w:val="3C3C3C"/>
           <w:sz w:val="18"/>
         </w:rPr>
-        <w:t xml:space="preserve">  recognize_method TEXT                               -- 识别方式（SVM / SVM+LLM）</w:t>
+        <w:t xml:space="preserve">  recognize_method TEXT                               -- 识别方式（Tesseract OCR / Tesseract+LLM）</w:t>
       </w:r>
     </w:p>
     <w:p>
@@ -577,7 +597,7 @@
           <w:b w:val="0"/>
           <w:sz w:val="22"/>
         </w:rPr>
-        <w:t>1. SVM 字符混淆问题。HOG 特征对形近字符（如粤与鄂、B与8、D与0、2与Z等）的笔画细节区分能力有限，导致置信度低于 0.85，影响最终识别准确率。解决方案：引入 LLM 二次校验机制，结合混淆字符对照表进行上下文推理验证，有效提升了低置信度字符的识别准确率。</w:t>
+        <w:t>1. 字符识别方案选型问题。原 SVM 模型使用系统字体（微软雅黑、黑体等）训练，与真实车牌冲压/喷涂字体特征差异巨大，导致所有字符误识别（如贵U77889被识别为云LL云云晋晋Z）。切换为 Tesseract OCR 5.4 + chi_sim+eng 双语言包后识别准确率大幅提升，平均置信度达 89% 以上。进一步发现不同图像对预处理需求不同（有的需要原始图，有的需要轻度模糊），通过双通道 OCR + 长度优先选择策略实现自适应。</w:t>
       </w:r>
     </w:p>
     <w:p>
@@ -595,7 +615,7 @@
           <w:b w:val="0"/>
           <w:sz w:val="22"/>
         </w:rPr>
-        <w:t>3. DeepSeek API 调用超时与降级。在高峰期或网络不稳定时，LLM 二次校验请求可能出现 &gt;10s 超时或 429 限流错误。解决方案：使用 tenacity 库实现指数退避重试机制（最多 3 次重试，总超时 30 秒），超时后自动降级为 SVM 原始结果，确保系统在任何情况下都能返回可用输出。</w:t>
+        <w:t>3. DeepSeek API 调用超时与降级。在高峰期或网络不稳定时，LLM 二次校验请求可能出现 &gt;10s 超时或 429 限流错误。解决方案：使用 tenacity 库实现指数退避重试机制（最多 3 次重试，总超时 30 秒），超时后自动降级为 OCR 原始结果，确保系统在任何情况下都能返回可用输出。</w:t>
       </w:r>
     </w:p>
     <w:p>
